--- a/input/华东区门店租约汇总.docx
+++ b/input/华东区门店租约汇总.docx
@@ -15,7 +15,7 @@
         <w:rPr>
           <w:i/>
         </w:rPr>
-        <w:t>说明:本汇总含集团下属所有门店租约,部分门店位于华南、华北大区。区域分布详见附件 1《2026H1 门店经营台账》。</w:t>
+        <w:t>说明:本汇总含集团下属所有门店租约,部分门店位于华南、华北大区。门店区域与城市以附件《2026H1门店经营台账》为准。</w:t>
       </w:r>
     </w:p>
     <w:p>
@@ -64,6 +64,17 @@
         <w:rPr>
           <w:b/>
         </w:rPr>
+        <w:t>城市:</w:t>
+      </w:r>
+      <w:r>
+        <w:t xml:space="preserve"> 杭州</w:t>
+      </w:r>
+    </w:p>
+    <w:p>
+      <w:r>
+        <w:rPr>
+          <w:b/>
+        </w:rPr>
         <w:t>租约ID:</w:t>
       </w:r>
       <w:r>
@@ -89,7 +100,7 @@
         <w:t>租期开始:</w:t>
       </w:r>
       <w:r>
-        <w:t xml:space="preserve"> 2022-04-08</w:t>
+        <w:t xml:space="preserve"> 2020-02-01</w:t>
       </w:r>
     </w:p>
     <w:p>
@@ -100,7 +111,7 @@
         <w:t>租期结束:</w:t>
       </w:r>
       <w:r>
-        <w:t xml:space="preserve"> 2030-04-06</w:t>
+        <w:t xml:space="preserve"> 2029-08-14</w:t>
       </w:r>
     </w:p>
     <w:p>
@@ -111,7 +122,7 @@
         <w:t>免租期:</w:t>
       </w:r>
       <w:r>
-        <w:t xml:space="preserve"> 23天</w:t>
+        <w:t xml:space="preserve"> 9天</w:t>
       </w:r>
     </w:p>
     <w:p>
@@ -122,7 +133,7 @@
         <w:t>月租金:</w:t>
       </w:r>
       <w:r>
-        <w:t xml:space="preserve"> 16032.95元</w:t>
+        <w:t xml:space="preserve"> 43865.79元</w:t>
       </w:r>
     </w:p>
     <w:p>
@@ -133,7 +144,7 @@
         <w:t>物业费:</w:t>
       </w:r>
       <w:r>
-        <w:t xml:space="preserve"> 1603.29元/月</w:t>
+        <w:t xml:space="preserve"> 5263.89元/月</w:t>
       </w:r>
     </w:p>
     <w:p>
@@ -144,7 +155,7 @@
         <w:t>递增条款:</w:t>
       </w:r>
       <w:r>
-        <w:t xml:space="preserve"> 每年递增5%</w:t>
+        <w:t xml:space="preserve"> 每年递增3%</w:t>
       </w:r>
     </w:p>
     <w:p>
@@ -155,7 +166,7 @@
         <w:t>闭店条件:</w:t>
       </w:r>
       <w:r>
-        <w:t xml:space="preserve"> 提前90天书面通知,支付16047.94元违约金</w:t>
+        <w:t xml:space="preserve"> 提前90天书面通知,支付111614.19元违约金</w:t>
       </w:r>
     </w:p>
     <w:p>
@@ -226,6 +237,17 @@
         <w:rPr>
           <w:b/>
         </w:rPr>
+        <w:t>城市:</w:t>
+      </w:r>
+      <w:r>
+        <w:t xml:space="preserve"> 上海</w:t>
+      </w:r>
+    </w:p>
+    <w:p>
+      <w:r>
+        <w:rPr>
+          <w:b/>
+        </w:rPr>
         <w:t>租约ID:</w:t>
       </w:r>
       <w:r>
@@ -251,7 +273,7 @@
         <w:t>租期开始:</w:t>
       </w:r>
       <w:r>
-        <w:t xml:space="preserve"> 2021-04-06</w:t>
+        <w:t xml:space="preserve"> 2021-08-16</w:t>
       </w:r>
     </w:p>
     <w:p>
@@ -262,7 +284,7 @@
         <w:t>租期结束:</w:t>
       </w:r>
       <w:r>
-        <w:t xml:space="preserve"> 2026-04-05</w:t>
+        <w:t xml:space="preserve"> 2028-09-28</w:t>
       </w:r>
     </w:p>
     <w:p>
@@ -273,7 +295,7 @@
         <w:t>免租期:</w:t>
       </w:r>
       <w:r>
-        <w:t xml:space="preserve"> 64天</w:t>
+        <w:t xml:space="preserve"> 13天</w:t>
       </w:r>
     </w:p>
     <w:p>
@@ -284,7 +306,7 @@
         <w:t>月租金:</w:t>
       </w:r>
       <w:r>
-        <w:t xml:space="preserve"> 68856.10元</w:t>
+        <w:t xml:space="preserve"> 48754.35元</w:t>
       </w:r>
     </w:p>
     <w:p>
@@ -295,7 +317,7 @@
         <w:t>物业费:</w:t>
       </w:r>
       <w:r>
-        <w:t xml:space="preserve"> 6885.61元/月</w:t>
+        <w:t xml:space="preserve"> 5850.52元/月</w:t>
       </w:r>
     </w:p>
     <w:p>
@@ -317,7 +339,7 @@
         <w:t>闭店条件:</w:t>
       </w:r>
       <w:r>
-        <w:t xml:space="preserve"> 提前90天书面通知,支付123580.75元违约金</w:t>
+        <w:t xml:space="preserve"> 提前90天书面通知,支付185182.04元违约金</w:t>
       </w:r>
     </w:p>
     <w:p>
@@ -388,6 +410,17 @@
         <w:rPr>
           <w:b/>
         </w:rPr>
+        <w:t>城市:</w:t>
+      </w:r>
+      <w:r>
+        <w:t xml:space="preserve"> 宁波</w:t>
+      </w:r>
+    </w:p>
+    <w:p>
+      <w:r>
+        <w:rPr>
+          <w:b/>
+        </w:rPr>
         <w:t>租约ID:</w:t>
       </w:r>
       <w:r>
@@ -413,7 +446,7 @@
         <w:t>租期开始:</w:t>
       </w:r>
       <w:r>
-        <w:t xml:space="preserve"> 2020-03-15</w:t>
+        <w:t xml:space="preserve"> 2021-05-10</w:t>
       </w:r>
     </w:p>
     <w:p>
@@ -424,7 +457,7 @@
         <w:t>租期结束:</w:t>
       </w:r>
       <w:r>
-        <w:t xml:space="preserve"> 2027-03-14</w:t>
+        <w:t xml:space="preserve"> 2031-01-07</w:t>
       </w:r>
     </w:p>
     <w:p>
@@ -435,7 +468,7 @@
         <w:t>免租期:</w:t>
       </w:r>
       <w:r>
-        <w:t xml:space="preserve"> 71天</w:t>
+        <w:t xml:space="preserve"> 26天</w:t>
       </w:r>
     </w:p>
     <w:p>
@@ -446,7 +479,7 @@
         <w:t>月租金:</w:t>
       </w:r>
       <w:r>
-        <w:t xml:space="preserve"> 58909.99元</w:t>
+        <w:t xml:space="preserve"> 29367.37元</w:t>
       </w:r>
     </w:p>
     <w:p>
@@ -457,7 +490,7 @@
         <w:t>物业费:</w:t>
       </w:r>
       <w:r>
-        <w:t xml:space="preserve"> 5891.00元/月</w:t>
+        <w:t xml:space="preserve"> 3524.08元/月</w:t>
       </w:r>
     </w:p>
     <w:p>
@@ -479,7 +512,7 @@
         <w:t>闭店条件:</w:t>
       </w:r>
       <w:r>
-        <w:t xml:space="preserve"> 提前90天书面通知,支付105907.42元违约金</w:t>
+        <w:t xml:space="preserve"> 提前90天书面通知,支付94951.49元违约金</w:t>
       </w:r>
     </w:p>
     <w:p>
@@ -550,6 +583,17 @@
         <w:rPr>
           <w:b/>
         </w:rPr>
+        <w:t>城市:</w:t>
+      </w:r>
+      <w:r>
+        <w:t xml:space="preserve"> 苏州</w:t>
+      </w:r>
+    </w:p>
+    <w:p>
+      <w:r>
+        <w:rPr>
+          <w:b/>
+        </w:rPr>
         <w:t>租约ID:</w:t>
       </w:r>
       <w:r>
@@ -575,7 +619,7 @@
         <w:t>租期开始:</w:t>
       </w:r>
       <w:r>
-        <w:t xml:space="preserve"> 2023-04-04</w:t>
+        <w:t xml:space="preserve"> 2019-07-22</w:t>
       </w:r>
     </w:p>
     <w:p>
@@ -586,7 +630,7 @@
         <w:t>租期结束:</w:t>
       </w:r>
       <w:r>
-        <w:t xml:space="preserve"> 2030-04-02</w:t>
+        <w:t xml:space="preserve"> 2028-01-06</w:t>
       </w:r>
     </w:p>
     <w:p>
@@ -597,7 +641,7 @@
         <w:t>免租期:</w:t>
       </w:r>
       <w:r>
-        <w:t xml:space="preserve"> 48天</w:t>
+        <w:t xml:space="preserve"> 20天</w:t>
       </w:r>
     </w:p>
     <w:p>
@@ -608,7 +652,7 @@
         <w:t>月租金:</w:t>
       </w:r>
       <w:r>
-        <w:t xml:space="preserve"> 39506.65元</w:t>
+        <w:t xml:space="preserve"> 28392.42元</w:t>
       </w:r>
     </w:p>
     <w:p>
@@ -619,7 +663,7 @@
         <w:t>物业费:</w:t>
       </w:r>
       <w:r>
-        <w:t xml:space="preserve"> 3950.66元/月</w:t>
+        <w:t xml:space="preserve"> 3407.09元/月</w:t>
       </w:r>
     </w:p>
     <w:p>
@@ -630,7 +674,7 @@
         <w:t>递增条款:</w:t>
       </w:r>
       <w:r>
-        <w:t xml:space="preserve"> 每两年递增8%</w:t>
+        <w:t xml:space="preserve"> 每年递增5%</w:t>
       </w:r>
     </w:p>
     <w:p>
@@ -641,7 +685,7 @@
         <w:t>闭店条件:</w:t>
       </w:r>
       <w:r>
-        <w:t xml:space="preserve"> 提前90天书面通知,支付106809.07元违约金</w:t>
+        <w:t xml:space="preserve"> 提前90天书面通知,支付150637.31元违约金</w:t>
       </w:r>
     </w:p>
     <w:p>
@@ -712,6 +756,17 @@
         <w:rPr>
           <w:b/>
         </w:rPr>
+        <w:t>城市:</w:t>
+      </w:r>
+      <w:r>
+        <w:t xml:space="preserve"> 苏州</w:t>
+      </w:r>
+    </w:p>
+    <w:p>
+      <w:r>
+        <w:rPr>
+          <w:b/>
+        </w:rPr>
         <w:t>租约ID:</w:t>
       </w:r>
       <w:r>
@@ -737,7 +792,7 @@
         <w:t>租期开始:</w:t>
       </w:r>
       <w:r>
-        <w:t xml:space="preserve"> 2021-12-05</w:t>
+        <w:t xml:space="preserve"> 2022-09-06</w:t>
       </w:r>
     </w:p>
     <w:p>
@@ -748,7 +803,7 @@
         <w:t>租期结束:</w:t>
       </w:r>
       <w:r>
-        <w:t xml:space="preserve"> 2029-12-03</w:t>
+        <w:t xml:space="preserve"> 2029-05-30</w:t>
       </w:r>
     </w:p>
     <w:p>
@@ -759,7 +814,7 @@
         <w:t>免租期:</w:t>
       </w:r>
       <w:r>
-        <w:t xml:space="preserve"> 83天</w:t>
+        <w:t xml:space="preserve"> 41天</w:t>
       </w:r>
     </w:p>
     <w:p>
@@ -770,7 +825,7 @@
         <w:t>月租金:</w:t>
       </w:r>
       <w:r>
-        <w:t xml:space="preserve"> 24903.05元</w:t>
+        <w:t xml:space="preserve"> 42129.35元</w:t>
       </w:r>
     </w:p>
     <w:p>
@@ -781,7 +836,7 @@
         <w:t>物业费:</w:t>
       </w:r>
       <w:r>
-        <w:t xml:space="preserve"> 2490.30元/月</w:t>
+        <w:t xml:space="preserve"> 5055.52元/月</w:t>
       </w:r>
     </w:p>
     <w:p>
@@ -792,7 +847,7 @@
         <w:t>递增条款:</w:t>
       </w:r>
       <w:r>
-        <w:t xml:space="preserve"> 无</w:t>
+        <w:t xml:space="preserve"> 每年递增3%</w:t>
       </w:r>
     </w:p>
     <w:p>
@@ -803,7 +858,7 @@
         <w:t>闭店条件:</w:t>
       </w:r>
       <w:r>
-        <w:t xml:space="preserve"> 提前90天书面通知,支付66053.25元违约金</w:t>
+        <w:t xml:space="preserve"> 提前90天书面通知,支付99629.66元违约金</w:t>
       </w:r>
     </w:p>
     <w:p>
@@ -874,6 +929,17 @@
         <w:rPr>
           <w:b/>
         </w:rPr>
+        <w:t>城市:</w:t>
+      </w:r>
+      <w:r>
+        <w:t xml:space="preserve"> 南京</w:t>
+      </w:r>
+    </w:p>
+    <w:p>
+      <w:r>
+        <w:rPr>
+          <w:b/>
+        </w:rPr>
         <w:t>租约ID:</w:t>
       </w:r>
       <w:r>
@@ -899,7 +965,7 @@
         <w:t>租期开始:</w:t>
       </w:r>
       <w:r>
-        <w:t xml:space="preserve"> 2023-02-10</w:t>
+        <w:t xml:space="preserve"> 2018-11-27</w:t>
       </w:r>
     </w:p>
     <w:p>
@@ -910,7 +976,7 @@
         <w:t>租期结束:</w:t>
       </w:r>
       <w:r>
-        <w:t xml:space="preserve"> 2028-02-09</w:t>
+        <w:t xml:space="preserve"> 2031-06-12</w:t>
       </w:r>
     </w:p>
     <w:p>
@@ -921,7 +987,7 @@
         <w:t>免租期:</w:t>
       </w:r>
       <w:r>
-        <w:t xml:space="preserve"> 16天</w:t>
+        <w:t xml:space="preserve"> 65天</w:t>
       </w:r>
     </w:p>
     <w:p>
@@ -932,7 +998,7 @@
         <w:t>月租金:</w:t>
       </w:r>
       <w:r>
-        <w:t xml:space="preserve"> 49816.79元</w:t>
+        <w:t xml:space="preserve"> 23208.15元</w:t>
       </w:r>
     </w:p>
     <w:p>
@@ -943,7 +1009,7 @@
         <w:t>物业费:</w:t>
       </w:r>
       <w:r>
-        <w:t xml:space="preserve"> 4981.68元/月</w:t>
+        <w:t xml:space="preserve"> 2784.98元/月</w:t>
       </w:r>
     </w:p>
     <w:p>
@@ -965,7 +1031,7 @@
         <w:t>闭店条件:</w:t>
       </w:r>
       <w:r>
-        <w:t xml:space="preserve"> 提前90天书面通知,支付106284.50元违约金</w:t>
+        <w:t xml:space="preserve"> 提前90天书面通知,支付109280.99元违约金</w:t>
       </w:r>
     </w:p>
     <w:p>
@@ -987,7 +1053,7 @@
         <w:t>备注:</w:t>
       </w:r>
       <w:r>
-        <w:t xml:space="preserve"> 面积已调整,不计入同店口径</w:t>
+        <w:t xml:space="preserve"> 计划期内发生面积调整</w:t>
       </w:r>
     </w:p>
     <w:p>
@@ -1036,6 +1102,17 @@
         <w:rPr>
           <w:b/>
         </w:rPr>
+        <w:t>城市:</w:t>
+      </w:r>
+      <w:r>
+        <w:t xml:space="preserve"> 杭州</w:t>
+      </w:r>
+    </w:p>
+    <w:p>
+      <w:r>
+        <w:rPr>
+          <w:b/>
+        </w:rPr>
         <w:t>租约ID:</w:t>
       </w:r>
       <w:r>
@@ -1061,7 +1138,7 @@
         <w:t>租期开始:</w:t>
       </w:r>
       <w:r>
-        <w:t xml:space="preserve"> 2023-03-05</w:t>
+        <w:t xml:space="preserve"> 2025-01-03</w:t>
       </w:r>
     </w:p>
     <w:p>
@@ -1072,7 +1149,7 @@
         <w:t>租期结束:</w:t>
       </w:r>
       <w:r>
-        <w:t xml:space="preserve"> 2030-03-03</w:t>
+        <w:t xml:space="preserve"> 2027-05-08</w:t>
       </w:r>
     </w:p>
     <w:p>
@@ -1083,7 +1160,7 @@
         <w:t>免租期:</w:t>
       </w:r>
       <w:r>
-        <w:t xml:space="preserve"> 30天</w:t>
+        <w:t xml:space="preserve"> 51天</w:t>
       </w:r>
     </w:p>
     <w:p>
@@ -1094,7 +1171,7 @@
         <w:t>月租金:</w:t>
       </w:r>
       <w:r>
-        <w:t xml:space="preserve"> 32289.73元</w:t>
+        <w:t xml:space="preserve"> 38395.02元</w:t>
       </w:r>
     </w:p>
     <w:p>
@@ -1105,7 +1182,7 @@
         <w:t>物业费:</w:t>
       </w:r>
       <w:r>
-        <w:t xml:space="preserve"> 3228.97元/月</w:t>
+        <w:t xml:space="preserve"> 4607.40元/月</w:t>
       </w:r>
     </w:p>
     <w:p>
@@ -1127,7 +1204,7 @@
         <w:t>闭店条件:</w:t>
       </w:r>
       <w:r>
-        <w:t xml:space="preserve"> 提前90天书面通知,支付88553.51元违约金</w:t>
+        <w:t xml:space="preserve"> 提前90天书面通知,支付162173.46元违约金</w:t>
       </w:r>
     </w:p>
     <w:p>
@@ -1198,6 +1275,17 @@
         <w:rPr>
           <w:b/>
         </w:rPr>
+        <w:t>城市:</w:t>
+      </w:r>
+      <w:r>
+        <w:t xml:space="preserve"> 杭州</w:t>
+      </w:r>
+    </w:p>
+    <w:p>
+      <w:r>
+        <w:rPr>
+          <w:b/>
+        </w:rPr>
         <w:t>租约ID:</w:t>
       </w:r>
       <w:r>
@@ -1223,7 +1311,7 @@
         <w:t>租期开始:</w:t>
       </w:r>
       <w:r>
-        <w:t xml:space="preserve"> 2021-06-13</w:t>
+        <w:t xml:space="preserve"> 2021-06-07</w:t>
       </w:r>
     </w:p>
     <w:p>
@@ -1234,7 +1322,7 @@
         <w:t>租期结束:</w:t>
       </w:r>
       <w:r>
-        <w:t xml:space="preserve"> 2028-06-11</w:t>
+        <w:t xml:space="preserve"> 2032-03-07</w:t>
       </w:r>
     </w:p>
     <w:p>
@@ -1245,7 +1333,7 @@
         <w:t>免租期:</w:t>
       </w:r>
       <w:r>
-        <w:t xml:space="preserve"> 52天</w:t>
+        <w:t xml:space="preserve"> 13天</w:t>
       </w:r>
     </w:p>
     <w:p>
@@ -1256,7 +1344,7 @@
         <w:t>月租金:</w:t>
       </w:r>
       <w:r>
-        <w:t xml:space="preserve"> 54826.09元</w:t>
+        <w:t xml:space="preserve"> 34847.62元</w:t>
       </w:r>
     </w:p>
     <w:p>
@@ -1267,7 +1355,7 @@
         <w:t>物业费:</w:t>
       </w:r>
       <w:r>
-        <w:t xml:space="preserve"> 5482.61元/月</w:t>
+        <w:t xml:space="preserve"> 4181.71元/月</w:t>
       </w:r>
     </w:p>
     <w:p>
@@ -1278,7 +1366,7 @@
         <w:t>递增条款:</w:t>
       </w:r>
       <w:r>
-        <w:t xml:space="preserve"> 每年递增5%</w:t>
+        <w:t xml:space="preserve"> 每年递增3%</w:t>
       </w:r>
     </w:p>
     <w:p>
@@ -1289,7 +1377,7 @@
         <w:t>闭店条件:</w:t>
       </w:r>
       <w:r>
-        <w:t xml:space="preserve"> 提前90天书面通知,支付69798.96元违约金</w:t>
+        <w:t xml:space="preserve"> 提前90天书面通知,支付86624.67元违约金</w:t>
       </w:r>
     </w:p>
     <w:p>
@@ -1360,6 +1448,17 @@
         <w:rPr>
           <w:b/>
         </w:rPr>
+        <w:t>城市:</w:t>
+      </w:r>
+      <w:r>
+        <w:t xml:space="preserve"> 无锡</w:t>
+      </w:r>
+    </w:p>
+    <w:p>
+      <w:r>
+        <w:rPr>
+          <w:b/>
+        </w:rPr>
         <w:t>租约ID:</w:t>
       </w:r>
       <w:r>
@@ -1385,7 +1484,7 @@
         <w:t>租期开始:</w:t>
       </w:r>
       <w:r>
-        <w:t xml:space="preserve"> 2023-07-11</w:t>
+        <w:t xml:space="preserve"> 2021-03-27</w:t>
       </w:r>
     </w:p>
     <w:p>
@@ -1396,7 +1495,7 @@
         <w:t>租期结束:</w:t>
       </w:r>
       <w:r>
-        <w:t xml:space="preserve"> 2029-07-09</w:t>
+        <w:t xml:space="preserve"> 2028-06-19</w:t>
       </w:r>
     </w:p>
     <w:p>
@@ -1407,7 +1506,7 @@
         <w:t>免租期:</w:t>
       </w:r>
       <w:r>
-        <w:t xml:space="preserve"> 14天</w:t>
+        <w:t xml:space="preserve"> 25天</w:t>
       </w:r>
     </w:p>
     <w:p>
@@ -1418,7 +1517,7 @@
         <w:t>月租金:</w:t>
       </w:r>
       <w:r>
-        <w:t xml:space="preserve"> 58760.60元</w:t>
+        <w:t xml:space="preserve"> 18391.81元</w:t>
       </w:r>
     </w:p>
     <w:p>
@@ -1429,7 +1528,7 @@
         <w:t>物业费:</w:t>
       </w:r>
       <w:r>
-        <w:t xml:space="preserve"> 5876.06元/月</w:t>
+        <w:t xml:space="preserve"> 2207.02元/月</w:t>
       </w:r>
     </w:p>
     <w:p>
@@ -1451,7 +1550,7 @@
         <w:t>闭店条件:</w:t>
       </w:r>
       <w:r>
-        <w:t xml:space="preserve"> 提前90天书面通知,支付132242.17元违约金</w:t>
+        <w:t xml:space="preserve"> 提前90天书面通知,支付64168.27元违约金</w:t>
       </w:r>
     </w:p>
     <w:p>
@@ -1522,6 +1621,17 @@
         <w:rPr>
           <w:b/>
         </w:rPr>
+        <w:t>城市:</w:t>
+      </w:r>
+      <w:r>
+        <w:t xml:space="preserve"> 上海</w:t>
+      </w:r>
+    </w:p>
+    <w:p>
+      <w:r>
+        <w:rPr>
+          <w:b/>
+        </w:rPr>
         <w:t>租约ID:</w:t>
       </w:r>
       <w:r>
@@ -1547,7 +1657,7 @@
         <w:t>租期开始:</w:t>
       </w:r>
       <w:r>
-        <w:t xml:space="preserve"> 2023-03-12</w:t>
+        <w:t xml:space="preserve"> 2018-12-10</w:t>
       </w:r>
     </w:p>
     <w:p>
@@ -1558,7 +1668,7 @@
         <w:t>租期结束:</w:t>
       </w:r>
       <w:r>
-        <w:t xml:space="preserve"> 2028-03-10</w:t>
+        <w:t xml:space="preserve"> 2029-11-26</w:t>
       </w:r>
     </w:p>
     <w:p>
@@ -1569,7 +1679,7 @@
         <w:t>免租期:</w:t>
       </w:r>
       <w:r>
-        <w:t xml:space="preserve"> 42天</w:t>
+        <w:t xml:space="preserve"> 9天</w:t>
       </w:r>
     </w:p>
     <w:p>
@@ -1580,7 +1690,7 @@
         <w:t>月租金:</w:t>
       </w:r>
       <w:r>
-        <w:t xml:space="preserve"> 29668.92元</w:t>
+        <w:t xml:space="preserve"> 72016.23元</w:t>
       </w:r>
     </w:p>
     <w:p>
@@ -1591,7 +1701,7 @@
         <w:t>物业费:</w:t>
       </w:r>
       <w:r>
-        <w:t xml:space="preserve"> 2966.89元/月</w:t>
+        <w:t xml:space="preserve"> 8641.95元/月</w:t>
       </w:r>
     </w:p>
     <w:p>
@@ -1602,7 +1712,7 @@
         <w:t>递增条款:</w:t>
       </w:r>
       <w:r>
-        <w:t xml:space="preserve"> 每两年递增8%</w:t>
+        <w:t xml:space="preserve"> 无</w:t>
       </w:r>
     </w:p>
     <w:p>
@@ -1613,7 +1723,7 @@
         <w:t>闭店条件:</w:t>
       </w:r>
       <w:r>
-        <w:t xml:space="preserve"> 提前90天书面通知,支付49038.44元违约金</w:t>
+        <w:t xml:space="preserve"> 提前90天书面通知,支付431279.69元违约金</w:t>
       </w:r>
     </w:p>
     <w:p>
@@ -1684,6 +1794,17 @@
         <w:rPr>
           <w:b/>
         </w:rPr>
+        <w:t>城市:</w:t>
+      </w:r>
+      <w:r>
+        <w:t xml:space="preserve"> 上海</w:t>
+      </w:r>
+    </w:p>
+    <w:p>
+      <w:r>
+        <w:rPr>
+          <w:b/>
+        </w:rPr>
         <w:t>租约ID:</w:t>
       </w:r>
       <w:r>
@@ -1709,7 +1830,7 @@
         <w:t>租期开始:</w:t>
       </w:r>
       <w:r>
-        <w:t xml:space="preserve"> 2020-08-17</w:t>
+        <w:t xml:space="preserve"> 2019-05-28</w:t>
       </w:r>
     </w:p>
     <w:p>
@@ -1720,7 +1841,7 @@
         <w:t>租期结束:</w:t>
       </w:r>
       <w:r>
-        <w:t xml:space="preserve"> 2025-08-16</w:t>
+        <w:t xml:space="preserve"> 2028-06-11</w:t>
       </w:r>
     </w:p>
     <w:p>
@@ -1731,7 +1852,7 @@
         <w:t>免租期:</w:t>
       </w:r>
       <w:r>
-        <w:t xml:space="preserve"> 0天</w:t>
+        <w:t xml:space="preserve"> 11天</w:t>
       </w:r>
     </w:p>
     <w:p>
@@ -1742,7 +1863,7 @@
         <w:t>月租金:</w:t>
       </w:r>
       <w:r>
-        <w:t xml:space="preserve"> 21862.07元</w:t>
+        <w:t xml:space="preserve"> 28463.90元</w:t>
       </w:r>
     </w:p>
     <w:p>
@@ -1753,7 +1874,7 @@
         <w:t>物业费:</w:t>
       </w:r>
       <w:r>
-        <w:t xml:space="preserve"> 2186.21元/月</w:t>
+        <w:t xml:space="preserve"> 3415.67元/月</w:t>
       </w:r>
     </w:p>
     <w:p>
@@ -1764,7 +1885,7 @@
         <w:t>递增条款:</w:t>
       </w:r>
       <w:r>
-        <w:t xml:space="preserve"> 每年递增3%</w:t>
+        <w:t xml:space="preserve"> 每年递增5%</w:t>
       </w:r>
     </w:p>
     <w:p>
@@ -1775,7 +1896,7 @@
         <w:t>闭店条件:</w:t>
       </w:r>
       <w:r>
-        <w:t xml:space="preserve"> 提前90天书面通知,支付27881.75元违约金</w:t>
+        <w:t xml:space="preserve"> 提前90天书面通知,支付70878.26元违约金</w:t>
       </w:r>
     </w:p>
     <w:p>
@@ -1846,6 +1967,17 @@
         <w:rPr>
           <w:b/>
         </w:rPr>
+        <w:t>城市:</w:t>
+      </w:r>
+      <w:r>
+        <w:t xml:space="preserve"> 杭州</w:t>
+      </w:r>
+    </w:p>
+    <w:p>
+      <w:r>
+        <w:rPr>
+          <w:b/>
+        </w:rPr>
         <w:t>租约ID:</w:t>
       </w:r>
       <w:r>
@@ -1871,7 +2003,7 @@
         <w:t>租期开始:</w:t>
       </w:r>
       <w:r>
-        <w:t xml:space="preserve"> 2020-03-11</w:t>
+        <w:t xml:space="preserve"> 2019-07-19</w:t>
       </w:r>
     </w:p>
     <w:p>
@@ -1882,7 +2014,7 @@
         <w:t>租期结束:</w:t>
       </w:r>
       <w:r>
-        <w:t xml:space="preserve"> 2026-03-10</w:t>
+        <w:t xml:space="preserve"> 2028-11-19</w:t>
       </w:r>
     </w:p>
     <w:p>
@@ -1893,7 +2025,7 @@
         <w:t>免租期:</w:t>
       </w:r>
       <w:r>
-        <w:t xml:space="preserve"> 90天</w:t>
+        <w:t xml:space="preserve"> 73天</w:t>
       </w:r>
     </w:p>
     <w:p>
@@ -1904,7 +2036,7 @@
         <w:t>月租金:</w:t>
       </w:r>
       <w:r>
-        <w:t xml:space="preserve"> 39592.87元</w:t>
+        <w:t xml:space="preserve"> 62147.66元</w:t>
       </w:r>
     </w:p>
     <w:p>
@@ -1915,7 +2047,7 @@
         <w:t>物业费:</w:t>
       </w:r>
       <w:r>
-        <w:t xml:space="preserve"> 3959.29元/月</w:t>
+        <w:t xml:space="preserve"> 7457.72元/月</w:t>
       </w:r>
     </w:p>
     <w:p>
@@ -1937,7 +2069,7 @@
         <w:t>闭店条件:</w:t>
       </w:r>
       <w:r>
-        <w:t xml:space="preserve"> 提前90天书面通知,支付79046.48元违约金</w:t>
+        <w:t xml:space="preserve"> 提前90天书面通知,支付328558.62元违约金</w:t>
       </w:r>
     </w:p>
     <w:p>
@@ -2008,6 +2140,17 @@
         <w:rPr>
           <w:b/>
         </w:rPr>
+        <w:t>城市:</w:t>
+      </w:r>
+      <w:r>
+        <w:t xml:space="preserve"> 苏州</w:t>
+      </w:r>
+    </w:p>
+    <w:p>
+      <w:r>
+        <w:rPr>
+          <w:b/>
+        </w:rPr>
         <w:t>租约ID:</w:t>
       </w:r>
       <w:r>
@@ -2033,7 +2176,7 @@
         <w:t>租期开始:</w:t>
       </w:r>
       <w:r>
-        <w:t xml:space="preserve"> 2021-10-30</w:t>
+        <w:t xml:space="preserve"> 2021-06-19</w:t>
       </w:r>
     </w:p>
     <w:p>
@@ -2044,7 +2187,7 @@
         <w:t>租期结束:</w:t>
       </w:r>
       <w:r>
-        <w:t xml:space="preserve"> 2025-10-29</w:t>
+        <w:t xml:space="preserve"> 2031-04-17</w:t>
       </w:r>
     </w:p>
     <w:p>
@@ -2055,7 +2198,7 @@
         <w:t>免租期:</w:t>
       </w:r>
       <w:r>
-        <w:t xml:space="preserve"> 83天</w:t>
+        <w:t xml:space="preserve"> 87天</w:t>
       </w:r>
     </w:p>
     <w:p>
@@ -2066,7 +2209,7 @@
         <w:t>月租金:</w:t>
       </w:r>
       <w:r>
-        <w:t xml:space="preserve"> 20148.62元</w:t>
+        <w:t xml:space="preserve"> 67941.12元</w:t>
       </w:r>
     </w:p>
     <w:p>
@@ -2077,7 +2220,7 @@
         <w:t>物业费:</w:t>
       </w:r>
       <w:r>
-        <w:t xml:space="preserve"> 2014.86元/月</w:t>
+        <w:t xml:space="preserve"> 8152.93元/月</w:t>
       </w:r>
     </w:p>
     <w:p>
@@ -2088,7 +2231,7 @@
         <w:t>递增条款:</w:t>
       </w:r>
       <w:r>
-        <w:t xml:space="preserve"> 每年递增3%</w:t>
+        <w:t xml:space="preserve"> 每两年递增8%</w:t>
       </w:r>
     </w:p>
     <w:p>
@@ -2099,7 +2242,7 @@
         <w:t>闭店条件:</w:t>
       </w:r>
       <w:r>
-        <w:t xml:space="preserve"> 提前90天书面通知,支付38543.53元违约金</w:t>
+        <w:t xml:space="preserve"> 提前90天书面通知,支付182845.10元违约金</w:t>
       </w:r>
     </w:p>
     <w:p>
@@ -2121,7 +2264,7 @@
         <w:t>备注:</w:t>
       </w:r>
       <w:r>
-        <w:t xml:space="preserve"> 面积已调整,不计入同店口径</w:t>
+        <w:t xml:space="preserve"> 计划期内发生面积调整</w:t>
       </w:r>
     </w:p>
     <w:p>
@@ -2170,6 +2313,17 @@
         <w:rPr>
           <w:b/>
         </w:rPr>
+        <w:t>城市:</w:t>
+      </w:r>
+      <w:r>
+        <w:t xml:space="preserve"> 苏州</w:t>
+      </w:r>
+    </w:p>
+    <w:p>
+      <w:r>
+        <w:rPr>
+          <w:b/>
+        </w:rPr>
         <w:t>租约ID:</w:t>
       </w:r>
       <w:r>
@@ -2195,7 +2349,7 @@
         <w:t>租期开始:</w:t>
       </w:r>
       <w:r>
-        <w:t xml:space="preserve"> 2023-07-06</w:t>
+        <w:t xml:space="preserve"> 2019-07-19</w:t>
       </w:r>
     </w:p>
     <w:p>
@@ -2206,7 +2360,7 @@
         <w:t>租期结束:</w:t>
       </w:r>
       <w:r>
-        <w:t xml:space="preserve"> 2027-07-05</w:t>
+        <w:t xml:space="preserve"> 2030-01-31</w:t>
       </w:r>
     </w:p>
     <w:p>
@@ -2217,7 +2371,7 @@
         <w:t>免租期:</w:t>
       </w:r>
       <w:r>
-        <w:t xml:space="preserve"> 68天</w:t>
+        <w:t xml:space="preserve"> 35天</w:t>
       </w:r>
     </w:p>
     <w:p>
@@ -2228,7 +2382,7 @@
         <w:t>月租金:</w:t>
       </w:r>
       <w:r>
-        <w:t xml:space="preserve"> 21124.92元</w:t>
+        <w:t xml:space="preserve"> 27345.57元</w:t>
       </w:r>
     </w:p>
     <w:p>
@@ -2239,7 +2393,7 @@
         <w:t>物业费:</w:t>
       </w:r>
       <w:r>
-        <w:t xml:space="preserve"> 2112.49元/月</w:t>
+        <w:t xml:space="preserve"> 3281.47元/月</w:t>
       </w:r>
     </w:p>
     <w:p>
@@ -2250,7 +2404,7 @@
         <w:t>递增条款:</w:t>
       </w:r>
       <w:r>
-        <w:t xml:space="preserve"> 每年递增5%</w:t>
+        <w:t xml:space="preserve"> 每两年递增8%</w:t>
       </w:r>
     </w:p>
     <w:p>
@@ -2261,7 +2415,7 @@
         <w:t>闭店条件:</w:t>
       </w:r>
       <w:r>
-        <w:t xml:space="preserve"> 提前90天书面通知,支付36133.62元违约金</w:t>
+        <w:t xml:space="preserve"> 提前90天书面通知,支付151322.05元违约金</w:t>
       </w:r>
     </w:p>
     <w:p>
@@ -2332,6 +2486,17 @@
         <w:rPr>
           <w:b/>
         </w:rPr>
+        <w:t>城市:</w:t>
+      </w:r>
+      <w:r>
+        <w:t xml:space="preserve"> 上海</w:t>
+      </w:r>
+    </w:p>
+    <w:p>
+      <w:r>
+        <w:rPr>
+          <w:b/>
+        </w:rPr>
         <w:t>租约ID:</w:t>
       </w:r>
       <w:r>
@@ -2357,7 +2522,7 @@
         <w:t>租期开始:</w:t>
       </w:r>
       <w:r>
-        <w:t xml:space="preserve"> 2021-07-24</w:t>
+        <w:t xml:space="preserve"> 2019-02-06</w:t>
       </w:r>
     </w:p>
     <w:p>
@@ -2368,7 +2533,7 @@
         <w:t>租期结束:</w:t>
       </w:r>
       <w:r>
-        <w:t xml:space="preserve"> 2024-07-23</w:t>
+        <w:t xml:space="preserve"> 2030-04-23</w:t>
       </w:r>
     </w:p>
     <w:p>
@@ -2379,7 +2544,7 @@
         <w:t>免租期:</w:t>
       </w:r>
       <w:r>
-        <w:t xml:space="preserve"> 26天</w:t>
+        <w:t xml:space="preserve"> 63天</w:t>
       </w:r>
     </w:p>
     <w:p>
@@ -2390,7 +2555,7 @@
         <w:t>月租金:</w:t>
       </w:r>
       <w:r>
-        <w:t xml:space="preserve"> 39946.65元</w:t>
+        <w:t xml:space="preserve"> 21639.32元</w:t>
       </w:r>
     </w:p>
     <w:p>
@@ -2401,7 +2566,7 @@
         <w:t>物业费:</w:t>
       </w:r>
       <w:r>
-        <w:t xml:space="preserve"> 3994.66元/月</w:t>
+        <w:t xml:space="preserve"> 2596.72元/月</w:t>
       </w:r>
     </w:p>
     <w:p>
@@ -2412,7 +2577,7 @@
         <w:t>递增条款:</w:t>
       </w:r>
       <w:r>
-        <w:t xml:space="preserve"> 每年递增3%</w:t>
+        <w:t xml:space="preserve"> 每两年递增8%</w:t>
       </w:r>
     </w:p>
     <w:p>
@@ -2423,7 +2588,7 @@
         <w:t>闭店条件:</w:t>
       </w:r>
       <w:r>
-        <w:t xml:space="preserve"> 提前90天书面通知,支付87546.25元违约金</w:t>
+        <w:t xml:space="preserve"> 提前90天书面通知,支付119689.55元违约金</w:t>
       </w:r>
     </w:p>
     <w:p>
@@ -2494,6 +2659,17 @@
         <w:rPr>
           <w:b/>
         </w:rPr>
+        <w:t>城市:</w:t>
+      </w:r>
+      <w:r>
+        <w:t xml:space="preserve"> 苏州</w:t>
+      </w:r>
+    </w:p>
+    <w:p>
+      <w:r>
+        <w:rPr>
+          <w:b/>
+        </w:rPr>
         <w:t>租约ID:</w:t>
       </w:r>
       <w:r>
@@ -2519,7 +2695,7 @@
         <w:t>租期开始:</w:t>
       </w:r>
       <w:r>
-        <w:t xml:space="preserve"> 2020-09-16</w:t>
+        <w:t xml:space="preserve"> 2022-07-25</w:t>
       </w:r>
     </w:p>
     <w:p>
@@ -2530,7 +2706,7 @@
         <w:t>租期结束:</w:t>
       </w:r>
       <w:r>
-        <w:t xml:space="preserve"> 2023-09-16</w:t>
+        <w:t xml:space="preserve"> 2030-02-19</w:t>
       </w:r>
     </w:p>
     <w:p>
@@ -2541,7 +2717,7 @@
         <w:t>免租期:</w:t>
       </w:r>
       <w:r>
-        <w:t xml:space="preserve"> 43天</w:t>
+        <w:t xml:space="preserve"> 49天</w:t>
       </w:r>
     </w:p>
     <w:p>
@@ -2552,7 +2728,7 @@
         <w:t>月租金:</w:t>
       </w:r>
       <w:r>
-        <w:t xml:space="preserve"> 48983.71元</w:t>
+        <w:t xml:space="preserve"> 93443.54元</w:t>
       </w:r>
     </w:p>
     <w:p>
@@ -2563,7 +2739,7 @@
         <w:t>物业费:</w:t>
       </w:r>
       <w:r>
-        <w:t xml:space="preserve"> 4898.37元/月</w:t>
+        <w:t xml:space="preserve"> 11213.22元/月</w:t>
       </w:r>
     </w:p>
     <w:p>
@@ -2585,7 +2761,7 @@
         <w:t>闭店条件:</w:t>
       </w:r>
       <w:r>
-        <w:t xml:space="preserve"> 提前90天书面通知,支付55817.19元违约金</w:t>
+        <w:t xml:space="preserve"> 提前90天书面通知,支付343586.22元违约金</w:t>
       </w:r>
     </w:p>
     <w:p>
@@ -2656,6 +2832,17 @@
         <w:rPr>
           <w:b/>
         </w:rPr>
+        <w:t>城市:</w:t>
+      </w:r>
+      <w:r>
+        <w:t xml:space="preserve"> 无锡</w:t>
+      </w:r>
+    </w:p>
+    <w:p>
+      <w:r>
+        <w:rPr>
+          <w:b/>
+        </w:rPr>
         <w:t>租约ID:</w:t>
       </w:r>
       <w:r>
@@ -2681,7 +2868,7 @@
         <w:t>租期开始:</w:t>
       </w:r>
       <w:r>
-        <w:t xml:space="preserve"> 2021-07-16</w:t>
+        <w:t xml:space="preserve"> 2019-05-07</w:t>
       </w:r>
     </w:p>
     <w:p>
@@ -2692,7 +2879,7 @@
         <w:t>租期结束:</w:t>
       </w:r>
       <w:r>
-        <w:t xml:space="preserve"> 2029-07-14</w:t>
+        <w:t xml:space="preserve"> 2026-11-17</w:t>
       </w:r>
     </w:p>
     <w:p>
@@ -2703,7 +2890,7 @@
         <w:t>免租期:</w:t>
       </w:r>
       <w:r>
-        <w:t xml:space="preserve"> 5天</w:t>
+        <w:t xml:space="preserve"> 2天</w:t>
       </w:r>
     </w:p>
     <w:p>
@@ -2714,7 +2901,7 @@
         <w:t>月租金:</w:t>
       </w:r>
       <w:r>
-        <w:t xml:space="preserve"> 34851.51元</w:t>
+        <w:t xml:space="preserve"> 51352.81元</w:t>
       </w:r>
     </w:p>
     <w:p>
@@ -2725,7 +2912,7 @@
         <w:t>物业费:</w:t>
       </w:r>
       <w:r>
-        <w:t xml:space="preserve"> 3485.15元/月</w:t>
+        <w:t xml:space="preserve"> 6162.34元/月</w:t>
       </w:r>
     </w:p>
     <w:p>
@@ -2736,7 +2923,7 @@
         <w:t>递增条款:</w:t>
       </w:r>
       <w:r>
-        <w:t xml:space="preserve"> 每年递增3%</w:t>
+        <w:t xml:space="preserve"> 每两年递增8%</w:t>
       </w:r>
     </w:p>
     <w:p>
@@ -2747,7 +2934,7 @@
         <w:t>闭店条件:</w:t>
       </w:r>
       <w:r>
-        <w:t xml:space="preserve"> 提前90天书面通知,支付75754.80元违约金</w:t>
+        <w:t xml:space="preserve"> 提前90天书面通知,支付263319.91元违约金</w:t>
       </w:r>
     </w:p>
     <w:p>
@@ -2818,6 +3005,17 @@
         <w:rPr>
           <w:b/>
         </w:rPr>
+        <w:t>城市:</w:t>
+      </w:r>
+      <w:r>
+        <w:t xml:space="preserve"> 苏州</w:t>
+      </w:r>
+    </w:p>
+    <w:p>
+      <w:r>
+        <w:rPr>
+          <w:b/>
+        </w:rPr>
         <w:t>租约ID:</w:t>
       </w:r>
       <w:r>
@@ -2843,7 +3041,7 @@
         <w:t>租期开始:</w:t>
       </w:r>
       <w:r>
-        <w:t xml:space="preserve"> 2021-03-19</w:t>
+        <w:t xml:space="preserve"> 2024-04-20</w:t>
       </w:r>
     </w:p>
     <w:p>
@@ -2854,7 +3052,7 @@
         <w:t>租期结束:</w:t>
       </w:r>
       <w:r>
-        <w:t xml:space="preserve"> 2025-03-18</w:t>
+        <w:t xml:space="preserve"> 2032-06-08</w:t>
       </w:r>
     </w:p>
     <w:p>
@@ -2865,7 +3063,7 @@
         <w:t>免租期:</w:t>
       </w:r>
       <w:r>
-        <w:t xml:space="preserve"> 18天</w:t>
+        <w:t xml:space="preserve"> 44天</w:t>
       </w:r>
     </w:p>
     <w:p>
@@ -2876,7 +3074,7 @@
         <w:t>月租金:</w:t>
       </w:r>
       <w:r>
-        <w:t xml:space="preserve"> 35678.34元</w:t>
+        <w:t xml:space="preserve"> 38573.79元</w:t>
       </w:r>
     </w:p>
     <w:p>
@@ -2887,7 +3085,7 @@
         <w:t>物业费:</w:t>
       </w:r>
       <w:r>
-        <w:t xml:space="preserve"> 3567.83元/月</w:t>
+        <w:t xml:space="preserve"> 4628.85元/月</w:t>
       </w:r>
     </w:p>
     <w:p>
@@ -2898,7 +3096,7 @@
         <w:t>递增条款:</w:t>
       </w:r>
       <w:r>
-        <w:t xml:space="preserve"> 无</w:t>
+        <w:t xml:space="preserve"> 每年递增5%</w:t>
       </w:r>
     </w:p>
     <w:p>
@@ -2909,7 +3107,7 @@
         <w:t>闭店条件:</w:t>
       </w:r>
       <w:r>
-        <w:t xml:space="preserve"> 提前90天书面通知,支付87116.49元违约金</w:t>
+        <w:t xml:space="preserve"> 提前90天书面通知,支付137072.93元违约金</w:t>
       </w:r>
     </w:p>
     <w:p>
@@ -2980,6 +3178,17 @@
         <w:rPr>
           <w:b/>
         </w:rPr>
+        <w:t>城市:</w:t>
+      </w:r>
+      <w:r>
+        <w:t xml:space="preserve"> 福州</w:t>
+      </w:r>
+    </w:p>
+    <w:p>
+      <w:r>
+        <w:rPr>
+          <w:b/>
+        </w:rPr>
         <w:t>租约ID:</w:t>
       </w:r>
       <w:r>
@@ -3005,7 +3214,7 @@
         <w:t>租期开始:</w:t>
       </w:r>
       <w:r>
-        <w:t xml:space="preserve"> 2022-09-09</w:t>
+        <w:t xml:space="preserve"> 2021-05-13</w:t>
       </w:r>
     </w:p>
     <w:p>
@@ -3016,7 +3225,7 @@
         <w:t>租期结束:</w:t>
       </w:r>
       <w:r>
-        <w:t xml:space="preserve"> 2026-09-08</w:t>
+        <w:t xml:space="preserve"> 2029-06-16</w:t>
       </w:r>
     </w:p>
     <w:p>
@@ -3027,7 +3236,7 @@
         <w:t>免租期:</w:t>
       </w:r>
       <w:r>
-        <w:t xml:space="preserve"> 15天</w:t>
+        <w:t xml:space="preserve"> 3天</w:t>
       </w:r>
     </w:p>
     <w:p>
@@ -3038,7 +3247,7 @@
         <w:t>月租金:</w:t>
       </w:r>
       <w:r>
-        <w:t xml:space="preserve"> 83067.13元</w:t>
+        <w:t xml:space="preserve"> 23396.48元</w:t>
       </w:r>
     </w:p>
     <w:p>
@@ -3049,7 +3258,7 @@
         <w:t>物业费:</w:t>
       </w:r>
       <w:r>
-        <w:t xml:space="preserve"> 8306.71元/月</w:t>
+        <w:t xml:space="preserve"> 2807.58元/月</w:t>
       </w:r>
     </w:p>
     <w:p>
@@ -3060,7 +3269,7 @@
         <w:t>递增条款:</w:t>
       </w:r>
       <w:r>
-        <w:t xml:space="preserve"> 每两年递增8%</w:t>
+        <w:t xml:space="preserve"> 每年递增5%</w:t>
       </w:r>
     </w:p>
     <w:p>
@@ -3071,7 +3280,7 @@
         <w:t>闭店条件:</w:t>
       </w:r>
       <w:r>
-        <w:t xml:space="preserve"> 提前90天书面通知,支付187519.98元违约金</w:t>
+        <w:t xml:space="preserve"> 提前90天书面通知,支付52276.27元违约金</w:t>
       </w:r>
     </w:p>
     <w:p>
@@ -3142,6 +3351,17 @@
         <w:rPr>
           <w:b/>
         </w:rPr>
+        <w:t>城市:</w:t>
+      </w:r>
+      <w:r>
+        <w:t xml:space="preserve"> 南宁</w:t>
+      </w:r>
+    </w:p>
+    <w:p>
+      <w:r>
+        <w:rPr>
+          <w:b/>
+        </w:rPr>
         <w:t>租约ID:</w:t>
       </w:r>
       <w:r>
@@ -3167,7 +3387,7 @@
         <w:t>租期开始:</w:t>
       </w:r>
       <w:r>
-        <w:t xml:space="preserve"> 2022-04-27</w:t>
+        <w:t xml:space="preserve"> 2021-09-02</w:t>
       </w:r>
     </w:p>
     <w:p>
@@ -3178,7 +3398,7 @@
         <w:t>租期结束:</w:t>
       </w:r>
       <w:r>
-        <w:t xml:space="preserve"> 2030-04-25</w:t>
+        <w:t xml:space="preserve"> 2031-01-04</w:t>
       </w:r>
     </w:p>
     <w:p>
@@ -3189,7 +3409,7 @@
         <w:t>免租期:</w:t>
       </w:r>
       <w:r>
-        <w:t xml:space="preserve"> 79天</w:t>
+        <w:t xml:space="preserve"> 74天</w:t>
       </w:r>
     </w:p>
     <w:p>
@@ -3200,7 +3420,7 @@
         <w:t>月租金:</w:t>
       </w:r>
       <w:r>
-        <w:t xml:space="preserve"> 66676.95元</w:t>
+        <w:t xml:space="preserve"> 94566.54元</w:t>
       </w:r>
     </w:p>
     <w:p>
@@ -3211,7 +3431,7 @@
         <w:t>物业费:</w:t>
       </w:r>
       <w:r>
-        <w:t xml:space="preserve"> 6667.69元/月</w:t>
+        <w:t xml:space="preserve"> 11347.98元/月</w:t>
       </w:r>
     </w:p>
     <w:p>
@@ -3233,7 +3453,7 @@
         <w:t>闭店条件:</w:t>
       </w:r>
       <w:r>
-        <w:t xml:space="preserve"> 提前90天书面通知,支付117761.23元违约金</w:t>
+        <w:t xml:space="preserve"> 提前90天书面通知,支付557556.70元违约金</w:t>
       </w:r>
     </w:p>
     <w:p>
@@ -3304,6 +3524,17 @@
         <w:rPr>
           <w:b/>
         </w:rPr>
+        <w:t>城市:</w:t>
+      </w:r>
+      <w:r>
+        <w:t xml:space="preserve"> 厦门</w:t>
+      </w:r>
+    </w:p>
+    <w:p>
+      <w:r>
+        <w:rPr>
+          <w:b/>
+        </w:rPr>
         <w:t>租约ID:</w:t>
       </w:r>
       <w:r>
@@ -3329,7 +3560,7 @@
         <w:t>租期开始:</w:t>
       </w:r>
       <w:r>
-        <w:t xml:space="preserve"> 2023-09-17</w:t>
+        <w:t xml:space="preserve"> 2024-03-12</w:t>
       </w:r>
     </w:p>
     <w:p>
@@ -3340,7 +3571,7 @@
         <w:t>租期结束:</w:t>
       </w:r>
       <w:r>
-        <w:t xml:space="preserve"> 2026-09-16</w:t>
+        <w:t xml:space="preserve"> 2029-12-27</w:t>
       </w:r>
     </w:p>
     <w:p>
@@ -3351,7 +3582,7 @@
         <w:t>免租期:</w:t>
       </w:r>
       <w:r>
-        <w:t xml:space="preserve"> 10天</w:t>
+        <w:t xml:space="preserve"> 68天</w:t>
       </w:r>
     </w:p>
     <w:p>
@@ -3362,7 +3593,7 @@
         <w:t>月租金:</w:t>
       </w:r>
       <w:r>
-        <w:t xml:space="preserve"> 25115.27元</w:t>
+        <w:t xml:space="preserve"> 16610.98元</w:t>
       </w:r>
     </w:p>
     <w:p>
@@ -3373,7 +3604,7 @@
         <w:t>物业费:</w:t>
       </w:r>
       <w:r>
-        <w:t xml:space="preserve"> 2511.53元/月</w:t>
+        <w:t xml:space="preserve"> 1993.32元/月</w:t>
       </w:r>
     </w:p>
     <w:p>
@@ -3384,7 +3615,7 @@
         <w:t>递增条款:</w:t>
       </w:r>
       <w:r>
-        <w:t xml:space="preserve"> 每年递增5%</w:t>
+        <w:t xml:space="preserve"> 无</w:t>
       </w:r>
     </w:p>
     <w:p>
@@ -3395,7 +3626,7 @@
         <w:t>闭店条件:</w:t>
       </w:r>
       <w:r>
-        <w:t xml:space="preserve"> 提前90天书面通知,支付38248.73元违约金</w:t>
+        <w:t xml:space="preserve"> 提前90天书面通知,支付83988.42元违约金</w:t>
       </w:r>
     </w:p>
     <w:p>
@@ -3466,6 +3697,17 @@
         <w:rPr>
           <w:b/>
         </w:rPr>
+        <w:t>城市:</w:t>
+      </w:r>
+      <w:r>
+        <w:t xml:space="preserve"> 广州</w:t>
+      </w:r>
+    </w:p>
+    <w:p>
+      <w:r>
+        <w:rPr>
+          <w:b/>
+        </w:rPr>
         <w:t>租约ID:</w:t>
       </w:r>
       <w:r>
@@ -3491,7 +3733,7 @@
         <w:t>租期开始:</w:t>
       </w:r>
       <w:r>
-        <w:t xml:space="preserve"> 2022-09-26</w:t>
+        <w:t xml:space="preserve"> 2020-12-01</w:t>
       </w:r>
     </w:p>
     <w:p>
@@ -3502,7 +3744,7 @@
         <w:t>租期结束:</w:t>
       </w:r>
       <w:r>
-        <w:t xml:space="preserve"> 2028-09-24</w:t>
+        <w:t xml:space="preserve"> 2031-05-10</w:t>
       </w:r>
     </w:p>
     <w:p>
@@ -3513,7 +3755,7 @@
         <w:t>免租期:</w:t>
       </w:r>
       <w:r>
-        <w:t xml:space="preserve"> 77天</w:t>
+        <w:t xml:space="preserve"> 45天</w:t>
       </w:r>
     </w:p>
     <w:p>
@@ -3524,7 +3766,7 @@
         <w:t>月租金:</w:t>
       </w:r>
       <w:r>
-        <w:t xml:space="preserve"> 69050.73元</w:t>
+        <w:t xml:space="preserve"> 49675.56元</w:t>
       </w:r>
     </w:p>
     <w:p>
@@ -3535,7 +3777,7 @@
         <w:t>物业费:</w:t>
       </w:r>
       <w:r>
-        <w:t xml:space="preserve"> 6905.07元/月</w:t>
+        <w:t xml:space="preserve"> 5961.07元/月</w:t>
       </w:r>
     </w:p>
     <w:p>
@@ -3546,7 +3788,7 @@
         <w:t>递增条款:</w:t>
       </w:r>
       <w:r>
-        <w:t xml:space="preserve"> 每两年递增8%</w:t>
+        <w:t xml:space="preserve"> 每年递增3%</w:t>
       </w:r>
     </w:p>
     <w:p>
@@ -3557,7 +3799,7 @@
         <w:t>闭店条件:</w:t>
       </w:r>
       <w:r>
-        <w:t xml:space="preserve"> 提前90天书面通知,支付174304.35元违约金</w:t>
+        <w:t xml:space="preserve"> 提前90天书面通知,支付134342.66元违约金</w:t>
       </w:r>
     </w:p>
     <w:p>
@@ -3628,6 +3870,17 @@
         <w:rPr>
           <w:b/>
         </w:rPr>
+        <w:t>城市:</w:t>
+      </w:r>
+      <w:r>
+        <w:t xml:space="preserve"> 深圳</w:t>
+      </w:r>
+    </w:p>
+    <w:p>
+      <w:r>
+        <w:rPr>
+          <w:b/>
+        </w:rPr>
         <w:t>租约ID:</w:t>
       </w:r>
       <w:r>
@@ -3653,7 +3906,7 @@
         <w:t>租期开始:</w:t>
       </w:r>
       <w:r>
-        <w:t xml:space="preserve"> 2021-08-18</w:t>
+        <w:t xml:space="preserve"> 2024-09-18</w:t>
       </w:r>
     </w:p>
     <w:p>
@@ -3664,7 +3917,7 @@
         <w:t>租期结束:</w:t>
       </w:r>
       <w:r>
-        <w:t xml:space="preserve"> 2027-08-17</w:t>
+        <w:t xml:space="preserve"> 2027-04-26</w:t>
       </w:r>
     </w:p>
     <w:p>
@@ -3675,7 +3928,7 @@
         <w:t>免租期:</w:t>
       </w:r>
       <w:r>
-        <w:t xml:space="preserve"> 85天</w:t>
+        <w:t xml:space="preserve"> 90天</w:t>
       </w:r>
     </w:p>
     <w:p>
@@ -3686,7 +3939,7 @@
         <w:t>月租金:</w:t>
       </w:r>
       <w:r>
-        <w:t xml:space="preserve"> 44190.90元</w:t>
+        <w:t xml:space="preserve"> 61389.26元</w:t>
       </w:r>
     </w:p>
     <w:p>
@@ -3697,7 +3950,7 @@
         <w:t>物业费:</w:t>
       </w:r>
       <w:r>
-        <w:t xml:space="preserve"> 4419.09元/月</w:t>
+        <w:t xml:space="preserve"> 7366.71元/月</w:t>
       </w:r>
     </w:p>
     <w:p>
@@ -3708,7 +3961,7 @@
         <w:t>递增条款:</w:t>
       </w:r>
       <w:r>
-        <w:t xml:space="preserve"> 每年递增3%</w:t>
+        <w:t xml:space="preserve"> 每年递增5%</w:t>
       </w:r>
     </w:p>
     <w:p>
@@ -3719,7 +3972,7 @@
         <w:t>闭店条件:</w:t>
       </w:r>
       <w:r>
-        <w:t xml:space="preserve"> 提前90天书面通知,支付130002.15元违约金</w:t>
+        <w:t xml:space="preserve"> 提前90天书面通知,支付355458.24元违约金</w:t>
       </w:r>
     </w:p>
     <w:p>
@@ -3790,6 +4043,17 @@
         <w:rPr>
           <w:b/>
         </w:rPr>
+        <w:t>城市:</w:t>
+      </w:r>
+      <w:r>
+        <w:t xml:space="preserve"> 福州</w:t>
+      </w:r>
+    </w:p>
+    <w:p>
+      <w:r>
+        <w:rPr>
+          <w:b/>
+        </w:rPr>
         <w:t>租约ID:</w:t>
       </w:r>
       <w:r>
@@ -3815,7 +4079,7 @@
         <w:t>租期开始:</w:t>
       </w:r>
       <w:r>
-        <w:t xml:space="preserve"> 2020-06-28</w:t>
+        <w:t xml:space="preserve"> 2020-01-03</w:t>
       </w:r>
     </w:p>
     <w:p>
@@ -3826,7 +4090,7 @@
         <w:t>租期结束:</w:t>
       </w:r>
       <w:r>
-        <w:t xml:space="preserve"> 2028-06-26</w:t>
+        <w:t xml:space="preserve"> 2029-02-10</w:t>
       </w:r>
     </w:p>
     <w:p>
@@ -3837,7 +4101,7 @@
         <w:t>免租期:</w:t>
       </w:r>
       <w:r>
-        <w:t xml:space="preserve"> 20天</w:t>
+        <w:t xml:space="preserve"> 63天</w:t>
       </w:r>
     </w:p>
     <w:p>
@@ -3848,7 +4112,7 @@
         <w:t>月租金:</w:t>
       </w:r>
       <w:r>
-        <w:t xml:space="preserve"> 27420.72元</w:t>
+        <w:t xml:space="preserve"> 51058.18元</w:t>
       </w:r>
     </w:p>
     <w:p>
@@ -3859,7 +4123,7 @@
         <w:t>物业费:</w:t>
       </w:r>
       <w:r>
-        <w:t xml:space="preserve"> 2742.07元/月</w:t>
+        <w:t xml:space="preserve"> 6126.98元/月</w:t>
       </w:r>
     </w:p>
     <w:p>
@@ -3870,7 +4134,7 @@
         <w:t>递增条款:</w:t>
       </w:r>
       <w:r>
-        <w:t xml:space="preserve"> 无</w:t>
+        <w:t xml:space="preserve"> 每年递增5%</w:t>
       </w:r>
     </w:p>
     <w:p>
@@ -3881,7 +4145,7 @@
         <w:t>闭店条件:</w:t>
       </w:r>
       <w:r>
-        <w:t xml:space="preserve"> 提前90天书面通知,支付33888.13元违约金</w:t>
+        <w:t xml:space="preserve"> 提前90天书面通知,支付137970.80元违约金</w:t>
       </w:r>
     </w:p>
     <w:p>
@@ -3952,6 +4216,17 @@
         <w:rPr>
           <w:b/>
         </w:rPr>
+        <w:t>城市:</w:t>
+      </w:r>
+      <w:r>
+        <w:t xml:space="preserve"> 厦门</w:t>
+      </w:r>
+    </w:p>
+    <w:p>
+      <w:r>
+        <w:rPr>
+          <w:b/>
+        </w:rPr>
         <w:t>租约ID:</w:t>
       </w:r>
       <w:r>
@@ -3977,7 +4252,7 @@
         <w:t>租期开始:</w:t>
       </w:r>
       <w:r>
-        <w:t xml:space="preserve"> 2021-12-26</w:t>
+        <w:t xml:space="preserve"> 2024-03-07</w:t>
       </w:r>
     </w:p>
     <w:p>
@@ -3988,7 +4263,7 @@
         <w:t>租期结束:</w:t>
       </w:r>
       <w:r>
-        <w:t xml:space="preserve"> 2024-12-25</w:t>
+        <w:t xml:space="preserve"> 2029-08-10</w:t>
       </w:r>
     </w:p>
     <w:p>
@@ -3999,7 +4274,7 @@
         <w:t>免租期:</w:t>
       </w:r>
       <w:r>
-        <w:t xml:space="preserve"> 58天</w:t>
+        <w:t xml:space="preserve"> 77天</w:t>
       </w:r>
     </w:p>
     <w:p>
@@ -4010,7 +4285,7 @@
         <w:t>月租金:</w:t>
       </w:r>
       <w:r>
-        <w:t xml:space="preserve"> 31451.38元</w:t>
+        <w:t xml:space="preserve"> 12303.36元</w:t>
       </w:r>
     </w:p>
     <w:p>
@@ -4021,7 +4296,7 @@
         <w:t>物业费:</w:t>
       </w:r>
       <w:r>
-        <w:t xml:space="preserve"> 3145.14元/月</w:t>
+        <w:t xml:space="preserve"> 1476.40元/月</w:t>
       </w:r>
     </w:p>
     <w:p>
@@ -4032,7 +4307,7 @@
         <w:t>递增条款:</w:t>
       </w:r>
       <w:r>
-        <w:t xml:space="preserve"> 无</w:t>
+        <w:t xml:space="preserve"> 每年递增3%</w:t>
       </w:r>
     </w:p>
     <w:p>
@@ -4043,7 +4318,7 @@
         <w:t>闭店条件:</w:t>
       </w:r>
       <w:r>
-        <w:t xml:space="preserve"> 提前90天书面通知,支付73690.52元违约金</w:t>
+        <w:t xml:space="preserve"> 提前90天书面通知,支付25587.44元违约金</w:t>
       </w:r>
     </w:p>
     <w:p>
@@ -4114,6 +4389,17 @@
         <w:rPr>
           <w:b/>
         </w:rPr>
+        <w:t>城市:</w:t>
+      </w:r>
+      <w:r>
+        <w:t xml:space="preserve"> 厦门</w:t>
+      </w:r>
+    </w:p>
+    <w:p>
+      <w:r>
+        <w:rPr>
+          <w:b/>
+        </w:rPr>
         <w:t>租约ID:</w:t>
       </w:r>
       <w:r>
@@ -4139,7 +4425,7 @@
         <w:t>租期开始:</w:t>
       </w:r>
       <w:r>
-        <w:t xml:space="preserve"> 2021-12-25</w:t>
+        <w:t xml:space="preserve"> 2021-05-31</w:t>
       </w:r>
     </w:p>
     <w:p>
@@ -4150,7 +4436,7 @@
         <w:t>租期结束:</w:t>
       </w:r>
       <w:r>
-        <w:t xml:space="preserve"> 2029-12-23</w:t>
+        <w:t xml:space="preserve"> 2029-04-05</w:t>
       </w:r>
     </w:p>
     <w:p>
@@ -4161,7 +4447,7 @@
         <w:t>免租期:</w:t>
       </w:r>
       <w:r>
-        <w:t xml:space="preserve"> 27天</w:t>
+        <w:t xml:space="preserve"> 16天</w:t>
       </w:r>
     </w:p>
     <w:p>
@@ -4172,7 +4458,7 @@
         <w:t>月租金:</w:t>
       </w:r>
       <w:r>
-        <w:t xml:space="preserve"> 26760.06元</w:t>
+        <w:t xml:space="preserve"> 42528.08元</w:t>
       </w:r>
     </w:p>
     <w:p>
@@ -4183,7 +4469,7 @@
         <w:t>物业费:</w:t>
       </w:r>
       <w:r>
-        <w:t xml:space="preserve"> 2676.01元/月</w:t>
+        <w:t xml:space="preserve"> 5103.37元/月</w:t>
       </w:r>
     </w:p>
     <w:p>
@@ -4194,7 +4480,7 @@
         <w:t>递增条款:</w:t>
       </w:r>
       <w:r>
-        <w:t xml:space="preserve"> 无</w:t>
+        <w:t xml:space="preserve"> 每年递增5%</w:t>
       </w:r>
     </w:p>
     <w:p>
@@ -4205,7 +4491,7 @@
         <w:t>闭店条件:</w:t>
       </w:r>
       <w:r>
-        <w:t xml:space="preserve"> 提前90天书面通知,支付52313.29元违约金</w:t>
+        <w:t xml:space="preserve"> 提前90天书面通知,支付207016.08元违约金</w:t>
       </w:r>
     </w:p>
     <w:p>
@@ -4276,6 +4562,17 @@
         <w:rPr>
           <w:b/>
         </w:rPr>
+        <w:t>城市:</w:t>
+      </w:r>
+      <w:r>
+        <w:t xml:space="preserve"> 深圳</w:t>
+      </w:r>
+    </w:p>
+    <w:p>
+      <w:r>
+        <w:rPr>
+          <w:b/>
+        </w:rPr>
         <w:t>租约ID:</w:t>
       </w:r>
       <w:r>
@@ -4301,7 +4598,7 @@
         <w:t>租期开始:</w:t>
       </w:r>
       <w:r>
-        <w:t xml:space="preserve"> 2022-10-05</w:t>
+        <w:t xml:space="preserve"> 2023-12-31</w:t>
       </w:r>
     </w:p>
     <w:p>
@@ -4312,7 +4609,7 @@
         <w:t>租期结束:</w:t>
       </w:r>
       <w:r>
-        <w:t xml:space="preserve"> 2030-10-03</w:t>
+        <w:t xml:space="preserve"> 2027-09-01</w:t>
       </w:r>
     </w:p>
     <w:p>
@@ -4323,7 +4620,7 @@
         <w:t>免租期:</w:t>
       </w:r>
       <w:r>
-        <w:t xml:space="preserve"> 30天</w:t>
+        <w:t xml:space="preserve"> 2天</w:t>
       </w:r>
     </w:p>
     <w:p>
@@ -4334,7 +4631,7 @@
         <w:t>月租金:</w:t>
       </w:r>
       <w:r>
-        <w:t xml:space="preserve"> 42789.41元</w:t>
+        <w:t xml:space="preserve"> 66843.60元</w:t>
       </w:r>
     </w:p>
     <w:p>
@@ -4345,7 +4642,7 @@
         <w:t>物业费:</w:t>
       </w:r>
       <w:r>
-        <w:t xml:space="preserve"> 4278.94元/月</w:t>
+        <w:t xml:space="preserve"> 8021.23元/月</w:t>
       </w:r>
     </w:p>
     <w:p>
@@ -4356,7 +4653,7 @@
         <w:t>递增条款:</w:t>
       </w:r>
       <w:r>
-        <w:t xml:space="preserve"> 每两年递增8%</w:t>
+        <w:t xml:space="preserve"> 每年递增3%</w:t>
       </w:r>
     </w:p>
     <w:p>
@@ -4367,7 +4664,7 @@
         <w:t>闭店条件:</w:t>
       </w:r>
       <w:r>
-        <w:t xml:space="preserve"> 提前90天书面通知,支付59575.92元违约金</w:t>
+        <w:t xml:space="preserve"> 提前90天书面通知,支付290531.48元违约金</w:t>
       </w:r>
     </w:p>
     <w:p>
@@ -4438,6 +4735,17 @@
         <w:rPr>
           <w:b/>
         </w:rPr>
+        <w:t>城市:</w:t>
+      </w:r>
+      <w:r>
+        <w:t xml:space="preserve"> 深圳</w:t>
+      </w:r>
+    </w:p>
+    <w:p>
+      <w:r>
+        <w:rPr>
+          <w:b/>
+        </w:rPr>
         <w:t>租约ID:</w:t>
       </w:r>
       <w:r>
@@ -4463,7 +4771,7 @@
         <w:t>租期开始:</w:t>
       </w:r>
       <w:r>
-        <w:t xml:space="preserve"> 2022-03-14</w:t>
+        <w:t xml:space="preserve"> 2023-05-29</w:t>
       </w:r>
     </w:p>
     <w:p>
@@ -4474,7 +4782,7 @@
         <w:t>租期结束:</w:t>
       </w:r>
       <w:r>
-        <w:t xml:space="preserve"> 2026-03-13</w:t>
+        <w:t xml:space="preserve"> 2032-11-25</w:t>
       </w:r>
     </w:p>
     <w:p>
@@ -4485,7 +4793,7 @@
         <w:t>免租期:</w:t>
       </w:r>
       <w:r>
-        <w:t xml:space="preserve"> 42天</w:t>
+        <w:t xml:space="preserve"> 46天</w:t>
       </w:r>
     </w:p>
     <w:p>
@@ -4496,7 +4804,7 @@
         <w:t>月租金:</w:t>
       </w:r>
       <w:r>
-        <w:t xml:space="preserve"> 49929.57元</w:t>
+        <w:t xml:space="preserve"> 116496.24元</w:t>
       </w:r>
     </w:p>
     <w:p>
@@ -4507,7 +4815,7 @@
         <w:t>物业费:</w:t>
       </w:r>
       <w:r>
-        <w:t xml:space="preserve"> 4992.96元/月</w:t>
+        <w:t xml:space="preserve"> 13979.55元/月</w:t>
       </w:r>
     </w:p>
     <w:p>
@@ -4529,7 +4837,7 @@
         <w:t>闭店条件:</w:t>
       </w:r>
       <w:r>
-        <w:t xml:space="preserve"> 提前90天书面通知,支付98283.27元违约金</w:t>
+        <w:t xml:space="preserve"> 提前90天书面通知,支付407080.16元违约金</w:t>
       </w:r>
     </w:p>
     <w:p>
@@ -4600,6 +4908,17 @@
         <w:rPr>
           <w:b/>
         </w:rPr>
+        <w:t>城市:</w:t>
+      </w:r>
+      <w:r>
+        <w:t xml:space="preserve"> 厦门</w:t>
+      </w:r>
+    </w:p>
+    <w:p>
+      <w:r>
+        <w:rPr>
+          <w:b/>
+        </w:rPr>
         <w:t>租约ID:</w:t>
       </w:r>
       <w:r>
@@ -4625,7 +4944,7 @@
         <w:t>租期开始:</w:t>
       </w:r>
       <w:r>
-        <w:t xml:space="preserve"> 2023-03-26</w:t>
+        <w:t xml:space="preserve"> 2020-10-10</w:t>
       </w:r>
     </w:p>
     <w:p>
@@ -4636,7 +4955,7 @@
         <w:t>租期结束:</w:t>
       </w:r>
       <w:r>
-        <w:t xml:space="preserve"> 2026-03-25</w:t>
+        <w:t xml:space="preserve"> 2026-09-25</w:t>
       </w:r>
     </w:p>
     <w:p>
@@ -4647,7 +4966,7 @@
         <w:t>免租期:</w:t>
       </w:r>
       <w:r>
-        <w:t xml:space="preserve"> 86天</w:t>
+        <w:t xml:space="preserve"> 38天</w:t>
       </w:r>
     </w:p>
     <w:p>
@@ -4658,7 +4977,7 @@
         <w:t>月租金:</w:t>
       </w:r>
       <w:r>
-        <w:t xml:space="preserve"> 12175.33元</w:t>
+        <w:t xml:space="preserve"> 167682.50元</w:t>
       </w:r>
     </w:p>
     <w:p>
@@ -4669,7 +4988,7 @@
         <w:t>物业费:</w:t>
       </w:r>
       <w:r>
-        <w:t xml:space="preserve"> 1217.53元/月</w:t>
+        <w:t xml:space="preserve"> 20121.90元/月</w:t>
       </w:r>
     </w:p>
     <w:p>
@@ -4680,7 +4999,7 @@
         <w:t>递增条款:</w:t>
       </w:r>
       <w:r>
-        <w:t xml:space="preserve"> 每年递增3%</w:t>
+        <w:t xml:space="preserve"> 每年递增5%</w:t>
       </w:r>
     </w:p>
     <w:p>
@@ -4691,7 +5010,7 @@
         <w:t>闭店条件:</w:t>
       </w:r>
       <w:r>
-        <w:t xml:space="preserve"> 提前90天书面通知,支付26501.79元违约金</w:t>
+        <w:t xml:space="preserve"> 提前90天书面通知,支付426887.23元违约金</w:t>
       </w:r>
     </w:p>
     <w:p>
@@ -4762,6 +5081,17 @@
         <w:rPr>
           <w:b/>
         </w:rPr>
+        <w:t>城市:</w:t>
+      </w:r>
+      <w:r>
+        <w:t xml:space="preserve"> 广州</w:t>
+      </w:r>
+    </w:p>
+    <w:p>
+      <w:r>
+        <w:rPr>
+          <w:b/>
+        </w:rPr>
         <w:t>租约ID:</w:t>
       </w:r>
       <w:r>
@@ -4787,7 +5117,7 @@
         <w:t>租期开始:</w:t>
       </w:r>
       <w:r>
-        <w:t xml:space="preserve"> 2022-01-25</w:t>
+        <w:t xml:space="preserve"> 2019-09-03</w:t>
       </w:r>
     </w:p>
     <w:p>
@@ -4798,7 +5128,7 @@
         <w:t>租期结束:</w:t>
       </w:r>
       <w:r>
-        <w:t xml:space="preserve"> 2027-01-24</w:t>
+        <w:t xml:space="preserve"> 2032-06-18</w:t>
       </w:r>
     </w:p>
     <w:p>
@@ -4809,7 +5139,7 @@
         <w:t>免租期:</w:t>
       </w:r>
       <w:r>
-        <w:t xml:space="preserve"> 64天</w:t>
+        <w:t xml:space="preserve"> 83天</w:t>
       </w:r>
     </w:p>
     <w:p>
@@ -4820,7 +5150,7 @@
         <w:t>月租金:</w:t>
       </w:r>
       <w:r>
-        <w:t xml:space="preserve"> 50667.29元</w:t>
+        <w:t xml:space="preserve"> 29815.02元</w:t>
       </w:r>
     </w:p>
     <w:p>
@@ -4831,7 +5161,7 @@
         <w:t>物业费:</w:t>
       </w:r>
       <w:r>
-        <w:t xml:space="preserve"> 5066.73元/月</w:t>
+        <w:t xml:space="preserve"> 3577.80元/月</w:t>
       </w:r>
     </w:p>
     <w:p>
@@ -4853,7 +5183,7 @@
         <w:t>闭店条件:</w:t>
       </w:r>
       <w:r>
-        <w:t xml:space="preserve"> 提前90天书面通知,支付62639.58元违约金</w:t>
+        <w:t xml:space="preserve"> 提前90天书面通知,支付80405.46元违约金</w:t>
       </w:r>
     </w:p>
     <w:p>
@@ -4924,6 +5254,17 @@
         <w:rPr>
           <w:b/>
         </w:rPr>
+        <w:t>城市:</w:t>
+      </w:r>
+      <w:r>
+        <w:t xml:space="preserve"> 北京</w:t>
+      </w:r>
+    </w:p>
+    <w:p>
+      <w:r>
+        <w:rPr>
+          <w:b/>
+        </w:rPr>
         <w:t>租约ID:</w:t>
       </w:r>
       <w:r>
@@ -4949,7 +5290,7 @@
         <w:t>租期开始:</w:t>
       </w:r>
       <w:r>
-        <w:t xml:space="preserve"> 2021-06-25</w:t>
+        <w:t xml:space="preserve"> 2019-10-04</w:t>
       </w:r>
     </w:p>
     <w:p>
@@ -4960,7 +5301,7 @@
         <w:t>租期结束:</w:t>
       </w:r>
       <w:r>
-        <w:t xml:space="preserve"> 2026-06-24</w:t>
+        <w:t xml:space="preserve"> 2029-07-03</w:t>
       </w:r>
     </w:p>
     <w:p>
@@ -4971,7 +5312,7 @@
         <w:t>免租期:</w:t>
       </w:r>
       <w:r>
-        <w:t xml:space="preserve"> 78天</w:t>
+        <w:t xml:space="preserve"> 85天</w:t>
       </w:r>
     </w:p>
     <w:p>
@@ -4982,7 +5323,7 @@
         <w:t>月租金:</w:t>
       </w:r>
       <w:r>
-        <w:t xml:space="preserve"> 18371.99元</w:t>
+        <w:t xml:space="preserve"> 43699.75元</w:t>
       </w:r>
     </w:p>
     <w:p>
@@ -4993,7 +5334,7 @@
         <w:t>物业费:</w:t>
       </w:r>
       <w:r>
-        <w:t xml:space="preserve"> 1837.20元/月</w:t>
+        <w:t xml:space="preserve"> 5243.97元/月</w:t>
       </w:r>
     </w:p>
     <w:p>
@@ -5015,7 +5356,7 @@
         <w:t>闭店条件:</w:t>
       </w:r>
       <w:r>
-        <w:t xml:space="preserve"> 提前90天书面通知,支付51284.74元违约金</w:t>
+        <w:t xml:space="preserve"> 提前90天书面通知,支付153540.66元违约金</w:t>
       </w:r>
     </w:p>
     <w:p>
@@ -5037,7 +5378,7 @@
         <w:t>备注:</w:t>
       </w:r>
       <w:r>
-        <w:t xml:space="preserve"> 面积已调整,不计入同店口径</w:t>
+        <w:t xml:space="preserve"> 计划期内发生面积调整</w:t>
       </w:r>
     </w:p>
     <w:p>
@@ -5086,6 +5427,17 @@
         <w:rPr>
           <w:b/>
         </w:rPr>
+        <w:t>城市:</w:t>
+      </w:r>
+      <w:r>
+        <w:t xml:space="preserve"> 青岛</w:t>
+      </w:r>
+    </w:p>
+    <w:p>
+      <w:r>
+        <w:rPr>
+          <w:b/>
+        </w:rPr>
         <w:t>租约ID:</w:t>
       </w:r>
       <w:r>
@@ -5111,7 +5463,7 @@
         <w:t>租期开始:</w:t>
       </w:r>
       <w:r>
-        <w:t xml:space="preserve"> 2020-04-24</w:t>
+        <w:t xml:space="preserve"> 2023-07-19</w:t>
       </w:r>
     </w:p>
     <w:p>
@@ -5122,7 +5474,7 @@
         <w:t>租期结束:</w:t>
       </w:r>
       <w:r>
-        <w:t xml:space="preserve"> 2028-04-22</w:t>
+        <w:t xml:space="preserve"> 2028-06-05</w:t>
       </w:r>
     </w:p>
     <w:p>
@@ -5133,7 +5485,7 @@
         <w:t>免租期:</w:t>
       </w:r>
       <w:r>
-        <w:t xml:space="preserve"> 84天</w:t>
+        <w:t xml:space="preserve"> 22天</w:t>
       </w:r>
     </w:p>
     <w:p>
@@ -5144,7 +5496,7 @@
         <w:t>月租金:</w:t>
       </w:r>
       <w:r>
-        <w:t xml:space="preserve"> 12684.73元</w:t>
+        <w:t xml:space="preserve"> 74749.13元</w:t>
       </w:r>
     </w:p>
     <w:p>
@@ -5155,7 +5507,7 @@
         <w:t>物业费:</w:t>
       </w:r>
       <w:r>
-        <w:t xml:space="preserve"> 1268.47元/月</w:t>
+        <w:t xml:space="preserve"> 8969.90元/月</w:t>
       </w:r>
     </w:p>
     <w:p>
@@ -5166,7 +5518,7 @@
         <w:t>递增条款:</w:t>
       </w:r>
       <w:r>
-        <w:t xml:space="preserve"> 每年递增3%</w:t>
+        <w:t xml:space="preserve"> 无</w:t>
       </w:r>
     </w:p>
     <w:p>
@@ -5177,7 +5529,7 @@
         <w:t>闭店条件:</w:t>
       </w:r>
       <w:r>
-        <w:t xml:space="preserve"> 提前90天书面通知,支付27115.57元违约金</w:t>
+        <w:t xml:space="preserve"> 提前90天书面通知,支付433182.60元违约金</w:t>
       </w:r>
     </w:p>
     <w:p>
@@ -5248,6 +5600,17 @@
         <w:rPr>
           <w:b/>
         </w:rPr>
+        <w:t>城市:</w:t>
+      </w:r>
+      <w:r>
+        <w:t xml:space="preserve"> 北京</w:t>
+      </w:r>
+    </w:p>
+    <w:p>
+      <w:r>
+        <w:rPr>
+          <w:b/>
+        </w:rPr>
         <w:t>租约ID:</w:t>
       </w:r>
       <w:r>
@@ -5273,7 +5636,7 @@
         <w:t>租期开始:</w:t>
       </w:r>
       <w:r>
-        <w:t xml:space="preserve"> 2023-12-08</w:t>
+        <w:t xml:space="preserve"> 2022-08-14</w:t>
       </w:r>
     </w:p>
     <w:p>
@@ -5284,7 +5647,7 @@
         <w:t>租期结束:</w:t>
       </w:r>
       <w:r>
-        <w:t xml:space="preserve"> 2028-12-06</w:t>
+        <w:t xml:space="preserve"> 2027-05-13</w:t>
       </w:r>
     </w:p>
     <w:p>
@@ -5295,7 +5658,7 @@
         <w:t>免租期:</w:t>
       </w:r>
       <w:r>
-        <w:t xml:space="preserve"> 18天</w:t>
+        <w:t xml:space="preserve"> 23天</w:t>
       </w:r>
     </w:p>
     <w:p>
@@ -5306,7 +5669,7 @@
         <w:t>月租金:</w:t>
       </w:r>
       <w:r>
-        <w:t xml:space="preserve"> 16353.99元</w:t>
+        <w:t xml:space="preserve"> 133013.23元</w:t>
       </w:r>
     </w:p>
     <w:p>
@@ -5317,7 +5680,7 @@
         <w:t>物业费:</w:t>
       </w:r>
       <w:r>
-        <w:t xml:space="preserve"> 1635.40元/月</w:t>
+        <w:t xml:space="preserve"> 15961.59元/月</w:t>
       </w:r>
     </w:p>
     <w:p>
@@ -5328,7 +5691,7 @@
         <w:t>递增条款:</w:t>
       </w:r>
       <w:r>
-        <w:t xml:space="preserve"> 无</w:t>
+        <w:t xml:space="preserve"> 每年递增5%</w:t>
       </w:r>
     </w:p>
     <w:p>
@@ -5339,7 +5702,7 @@
         <w:t>闭店条件:</w:t>
       </w:r>
       <w:r>
-        <w:t xml:space="preserve"> 提前90天书面通知,支付46544.42元违约金</w:t>
+        <w:t xml:space="preserve"> 提前90天书面通知,支付756067.53元违约金</w:t>
       </w:r>
     </w:p>
     <w:p>
@@ -5410,6 +5773,17 @@
         <w:rPr>
           <w:b/>
         </w:rPr>
+        <w:t>城市:</w:t>
+      </w:r>
+      <w:r>
+        <w:t xml:space="preserve"> 济南</w:t>
+      </w:r>
+    </w:p>
+    <w:p>
+      <w:r>
+        <w:rPr>
+          <w:b/>
+        </w:rPr>
         <w:t>租约ID:</w:t>
       </w:r>
       <w:r>
@@ -5435,7 +5809,7 @@
         <w:t>租期开始:</w:t>
       </w:r>
       <w:r>
-        <w:t xml:space="preserve"> 2021-09-30</w:t>
+        <w:t xml:space="preserve"> 2023-07-07</w:t>
       </w:r>
     </w:p>
     <w:p>
@@ -5446,7 +5820,7 @@
         <w:t>租期结束:</w:t>
       </w:r>
       <w:r>
-        <w:t xml:space="preserve"> 2027-09-29</w:t>
+        <w:t xml:space="preserve"> 2028-03-02</w:t>
       </w:r>
     </w:p>
     <w:p>
@@ -5457,7 +5831,7 @@
         <w:t>免租期:</w:t>
       </w:r>
       <w:r>
-        <w:t xml:space="preserve"> 29天</w:t>
+        <w:t xml:space="preserve"> 63天</w:t>
       </w:r>
     </w:p>
     <w:p>
@@ -5468,7 +5842,7 @@
         <w:t>月租金:</w:t>
       </w:r>
       <w:r>
-        <w:t xml:space="preserve"> 55533.04元</w:t>
+        <w:t xml:space="preserve"> 157574.90元</w:t>
       </w:r>
     </w:p>
     <w:p>
@@ -5479,7 +5853,7 @@
         <w:t>物业费:</w:t>
       </w:r>
       <w:r>
-        <w:t xml:space="preserve"> 5553.30元/月</w:t>
+        <w:t xml:space="preserve"> 18908.99元/月</w:t>
       </w:r>
     </w:p>
     <w:p>
@@ -5501,7 +5875,7 @@
         <w:t>闭店条件:</w:t>
       </w:r>
       <w:r>
-        <w:t xml:space="preserve"> 提前90天书面通知,支付91614.10元违约金</w:t>
+        <w:t xml:space="preserve"> 提前90天书面通知,支付523885.13元违约金</w:t>
       </w:r>
     </w:p>
     <w:p>
@@ -5572,6 +5946,17 @@
         <w:rPr>
           <w:b/>
         </w:rPr>
+        <w:t>城市:</w:t>
+      </w:r>
+      <w:r>
+        <w:t xml:space="preserve"> 济南</w:t>
+      </w:r>
+    </w:p>
+    <w:p>
+      <w:r>
+        <w:rPr>
+          <w:b/>
+        </w:rPr>
         <w:t>租约ID:</w:t>
       </w:r>
       <w:r>
@@ -5597,7 +5982,7 @@
         <w:t>租期开始:</w:t>
       </w:r>
       <w:r>
-        <w:t xml:space="preserve"> 2023-12-31</w:t>
+        <w:t xml:space="preserve"> 2023-04-15</w:t>
       </w:r>
     </w:p>
     <w:p>
@@ -5608,7 +5993,7 @@
         <w:t>租期结束:</w:t>
       </w:r>
       <w:r>
-        <w:t xml:space="preserve"> 2031-12-29</w:t>
+        <w:t xml:space="preserve"> 2030-08-01</w:t>
       </w:r>
     </w:p>
     <w:p>
@@ -5619,7 +6004,7 @@
         <w:t>免租期:</w:t>
       </w:r>
       <w:r>
-        <w:t xml:space="preserve"> 58天</w:t>
+        <w:t xml:space="preserve"> 21天</w:t>
       </w:r>
     </w:p>
     <w:p>
@@ -5630,7 +6015,7 @@
         <w:t>月租金:</w:t>
       </w:r>
       <w:r>
-        <w:t xml:space="preserve"> 12955.86元</w:t>
+        <w:t xml:space="preserve"> 13495.56元</w:t>
       </w:r>
     </w:p>
     <w:p>
@@ -5641,7 +6026,7 @@
         <w:t>物业费:</w:t>
       </w:r>
       <w:r>
-        <w:t xml:space="preserve"> 1295.59元/月</w:t>
+        <w:t xml:space="preserve"> 1619.47元/月</w:t>
       </w:r>
     </w:p>
     <w:p>
@@ -5652,7 +6037,7 @@
         <w:t>递增条款:</w:t>
       </w:r>
       <w:r>
-        <w:t xml:space="preserve"> 每年递增3%</w:t>
+        <w:t xml:space="preserve"> 无</w:t>
       </w:r>
     </w:p>
     <w:p>
@@ -5663,7 +6048,7 @@
         <w:t>闭店条件:</w:t>
       </w:r>
       <w:r>
-        <w:t xml:space="preserve"> 提前90天书面通知,支付16227.23元违约金</w:t>
+        <w:t xml:space="preserve"> 提前90天书面通知,支付71346.26元违约金</w:t>
       </w:r>
     </w:p>
     <w:p>
@@ -5734,6 +6119,17 @@
         <w:rPr>
           <w:b/>
         </w:rPr>
+        <w:t>城市:</w:t>
+      </w:r>
+      <w:r>
+        <w:t xml:space="preserve"> 石家庄</w:t>
+      </w:r>
+    </w:p>
+    <w:p>
+      <w:r>
+        <w:rPr>
+          <w:b/>
+        </w:rPr>
         <w:t>租约ID:</w:t>
       </w:r>
       <w:r>
@@ -5759,7 +6155,7 @@
         <w:t>租期开始:</w:t>
       </w:r>
       <w:r>
-        <w:t xml:space="preserve"> 2020-06-03</w:t>
+        <w:t xml:space="preserve"> 2023-12-03</w:t>
       </w:r>
     </w:p>
     <w:p>
@@ -5770,7 +6166,7 @@
         <w:t>租期结束:</w:t>
       </w:r>
       <w:r>
-        <w:t xml:space="preserve"> 2023-06-03</w:t>
+        <w:t xml:space="preserve"> 2032-01-04</w:t>
       </w:r>
     </w:p>
     <w:p>
@@ -5781,7 +6177,7 @@
         <w:t>免租期:</w:t>
       </w:r>
       <w:r>
-        <w:t xml:space="preserve"> 18天</w:t>
+        <w:t xml:space="preserve"> 1天</w:t>
       </w:r>
     </w:p>
     <w:p>
@@ -5792,7 +6188,7 @@
         <w:t>月租金:</w:t>
       </w:r>
       <w:r>
-        <w:t xml:space="preserve"> 69526.05元</w:t>
+        <w:t xml:space="preserve"> 53406.89元</w:t>
       </w:r>
     </w:p>
     <w:p>
@@ -5803,7 +6199,7 @@
         <w:t>物业费:</w:t>
       </w:r>
       <w:r>
-        <w:t xml:space="preserve"> 6952.60元/月</w:t>
+        <w:t xml:space="preserve"> 6408.83元/月</w:t>
       </w:r>
     </w:p>
     <w:p>
@@ -5814,7 +6210,7 @@
         <w:t>递增条款:</w:t>
       </w:r>
       <w:r>
-        <w:t xml:space="preserve"> 无</w:t>
+        <w:t xml:space="preserve"> 每年递增5%</w:t>
       </w:r>
     </w:p>
     <w:p>
@@ -5825,7 +6221,7 @@
         <w:t>闭店条件:</w:t>
       </w:r>
       <w:r>
-        <w:t xml:space="preserve"> 提前90天书面通知,支付157291.94元违约金</w:t>
+        <w:t xml:space="preserve"> 提前90天书面通知,支付151608.12元违约金</w:t>
       </w:r>
     </w:p>
     <w:p>
@@ -5896,6 +6292,17 @@
         <w:rPr>
           <w:b/>
         </w:rPr>
+        <w:t>城市:</w:t>
+      </w:r>
+      <w:r>
+        <w:t xml:space="preserve"> 济南</w:t>
+      </w:r>
+    </w:p>
+    <w:p>
+      <w:r>
+        <w:rPr>
+          <w:b/>
+        </w:rPr>
         <w:t>租约ID:</w:t>
       </w:r>
       <w:r>
@@ -5921,7 +6328,7 @@
         <w:t>租期开始:</w:t>
       </w:r>
       <w:r>
-        <w:t xml:space="preserve"> 2021-04-03</w:t>
+        <w:t xml:space="preserve"> 2019-04-13</w:t>
       </w:r>
     </w:p>
     <w:p>
@@ -5932,7 +6339,7 @@
         <w:t>租期结束:</w:t>
       </w:r>
       <w:r>
-        <w:t xml:space="preserve"> 2024-04-02</w:t>
+        <w:t xml:space="preserve"> 2029-11-17</w:t>
       </w:r>
     </w:p>
     <w:p>
@@ -5943,7 +6350,7 @@
         <w:t>免租期:</w:t>
       </w:r>
       <w:r>
-        <w:t xml:space="preserve"> 90天</w:t>
+        <w:t xml:space="preserve"> 13天</w:t>
       </w:r>
     </w:p>
     <w:p>
@@ -5954,7 +6361,7 @@
         <w:t>月租金:</w:t>
       </w:r>
       <w:r>
-        <w:t xml:space="preserve"> 40731.77元</w:t>
+        <w:t xml:space="preserve"> 68530.84元</w:t>
       </w:r>
     </w:p>
     <w:p>
@@ -5965,7 +6372,7 @@
         <w:t>物业费:</w:t>
       </w:r>
       <w:r>
-        <w:t xml:space="preserve"> 4073.18元/月</w:t>
+        <w:t xml:space="preserve"> 8223.70元/月</w:t>
       </w:r>
     </w:p>
     <w:p>
@@ -5976,7 +6383,7 @@
         <w:t>递增条款:</w:t>
       </w:r>
       <w:r>
-        <w:t xml:space="preserve"> 每年递增3%</w:t>
+        <w:t xml:space="preserve"> 无</w:t>
       </w:r>
     </w:p>
     <w:p>
@@ -5987,7 +6394,7 @@
         <w:t>闭店条件:</w:t>
       </w:r>
       <w:r>
-        <w:t xml:space="preserve"> 提前90天书面通知,支付50201.25元违约金</w:t>
+        <w:t xml:space="preserve"> 提前90天书面通知,支付150260.02元违约金</w:t>
       </w:r>
     </w:p>
     <w:p>
@@ -6058,6 +6465,17 @@
         <w:rPr>
           <w:b/>
         </w:rPr>
+        <w:t>城市:</w:t>
+      </w:r>
+      <w:r>
+        <w:t xml:space="preserve"> 北京</w:t>
+      </w:r>
+    </w:p>
+    <w:p>
+      <w:r>
+        <w:rPr>
+          <w:b/>
+        </w:rPr>
         <w:t>租约ID:</w:t>
       </w:r>
       <w:r>
@@ -6083,7 +6501,7 @@
         <w:t>租期开始:</w:t>
       </w:r>
       <w:r>
-        <w:t xml:space="preserve"> 2024-01-30</w:t>
+        <w:t xml:space="preserve"> 2019-09-24</w:t>
       </w:r>
     </w:p>
     <w:p>
@@ -6094,7 +6512,7 @@
         <w:t>租期结束:</w:t>
       </w:r>
       <w:r>
-        <w:t xml:space="preserve"> 2029-01-28</w:t>
+        <w:t xml:space="preserve"> 2028-11-12</w:t>
       </w:r>
     </w:p>
     <w:p>
@@ -6105,7 +6523,7 @@
         <w:t>免租期:</w:t>
       </w:r>
       <w:r>
-        <w:t xml:space="preserve"> 46天</w:t>
+        <w:t xml:space="preserve"> 52天</w:t>
       </w:r>
     </w:p>
     <w:p>
@@ -6116,7 +6534,7 @@
         <w:t>月租金:</w:t>
       </w:r>
       <w:r>
-        <w:t xml:space="preserve"> 53235.07元</w:t>
+        <w:t xml:space="preserve"> 29717.60元</w:t>
       </w:r>
     </w:p>
     <w:p>
@@ -6127,7 +6545,7 @@
         <w:t>物业费:</w:t>
       </w:r>
       <w:r>
-        <w:t xml:space="preserve"> 5323.51元/月</w:t>
+        <w:t xml:space="preserve"> 3566.11元/月</w:t>
       </w:r>
     </w:p>
     <w:p>
@@ -6138,7 +6556,7 @@
         <w:t>递增条款:</w:t>
       </w:r>
       <w:r>
-        <w:t xml:space="preserve"> 每年递增3%</w:t>
+        <w:t xml:space="preserve"> 每两年递增8%</w:t>
       </w:r>
     </w:p>
     <w:p>
@@ -6149,7 +6567,7 @@
         <w:t>闭店条件:</w:t>
       </w:r>
       <w:r>
-        <w:t xml:space="preserve"> 提前90天书面通知,支付85389.19元违约金</w:t>
+        <w:t xml:space="preserve"> 提前90天书面通知,支付164251.63元违约金</w:t>
       </w:r>
     </w:p>
     <w:p>
@@ -6220,6 +6638,17 @@
         <w:rPr>
           <w:b/>
         </w:rPr>
+        <w:t>城市:</w:t>
+      </w:r>
+      <w:r>
+        <w:t xml:space="preserve"> 青岛</w:t>
+      </w:r>
+    </w:p>
+    <w:p>
+      <w:r>
+        <w:rPr>
+          <w:b/>
+        </w:rPr>
         <w:t>租约ID:</w:t>
       </w:r>
       <w:r>
@@ -6245,7 +6674,7 @@
         <w:t>租期开始:</w:t>
       </w:r>
       <w:r>
-        <w:t xml:space="preserve"> 2021-07-16</w:t>
+        <w:t xml:space="preserve"> 2019-05-03</w:t>
       </w:r>
     </w:p>
     <w:p>
@@ -6256,7 +6685,7 @@
         <w:t>租期结束:</w:t>
       </w:r>
       <w:r>
-        <w:t xml:space="preserve"> 2027-07-15</w:t>
+        <w:t xml:space="preserve"> 2028-02-20</w:t>
       </w:r>
     </w:p>
     <w:p>
@@ -6267,7 +6696,7 @@
         <w:t>免租期:</w:t>
       </w:r>
       <w:r>
-        <w:t xml:space="preserve"> 56天</w:t>
+        <w:t xml:space="preserve"> 61天</w:t>
       </w:r>
     </w:p>
     <w:p>
@@ -6278,7 +6707,7 @@
         <w:t>月租金:</w:t>
       </w:r>
       <w:r>
-        <w:t xml:space="preserve"> 54740.03元</w:t>
+        <w:t xml:space="preserve"> 40494.90元</w:t>
       </w:r>
     </w:p>
     <w:p>
@@ -6289,7 +6718,7 @@
         <w:t>物业费:</w:t>
       </w:r>
       <w:r>
-        <w:t xml:space="preserve"> 5474.00元/月</w:t>
+        <w:t xml:space="preserve"> 4859.39元/月</w:t>
       </w:r>
     </w:p>
     <w:p>
@@ -6300,7 +6729,7 @@
         <w:t>递增条款:</w:t>
       </w:r>
       <w:r>
-        <w:t xml:space="preserve"> 无</w:t>
+        <w:t xml:space="preserve"> 每年递增3%</w:t>
       </w:r>
     </w:p>
     <w:p>
@@ -6311,7 +6740,7 @@
         <w:t>闭店条件:</w:t>
       </w:r>
       <w:r>
-        <w:t xml:space="preserve"> 提前90天书面通知,支付152954.49元违约金</w:t>
+        <w:t xml:space="preserve"> 提前90天书面通知,支付107336.84元违约金</w:t>
       </w:r>
     </w:p>
     <w:p>
@@ -6382,6 +6811,17 @@
         <w:rPr>
           <w:b/>
         </w:rPr>
+        <w:t>城市:</w:t>
+      </w:r>
+      <w:r>
+        <w:t xml:space="preserve"> 石家庄</w:t>
+      </w:r>
+    </w:p>
+    <w:p>
+      <w:r>
+        <w:rPr>
+          <w:b/>
+        </w:rPr>
         <w:t>租约ID:</w:t>
       </w:r>
       <w:r>
@@ -6407,7 +6847,7 @@
         <w:t>租期开始:</w:t>
       </w:r>
       <w:r>
-        <w:t xml:space="preserve"> 2023-12-08</w:t>
+        <w:t xml:space="preserve"> 2023-05-31</w:t>
       </w:r>
     </w:p>
     <w:p>
@@ -6418,7 +6858,7 @@
         <w:t>租期结束:</w:t>
       </w:r>
       <w:r>
-        <w:t xml:space="preserve"> 2027-12-07</w:t>
+        <w:t xml:space="preserve"> 2030-04-22</w:t>
       </w:r>
     </w:p>
     <w:p>
@@ -6429,7 +6869,7 @@
         <w:t>免租期:</w:t>
       </w:r>
       <w:r>
-        <w:t xml:space="preserve"> 85天</w:t>
+        <w:t xml:space="preserve"> 2天</w:t>
       </w:r>
     </w:p>
     <w:p>
@@ -6440,7 +6880,7 @@
         <w:t>月租金:</w:t>
       </w:r>
       <w:r>
-        <w:t xml:space="preserve"> 13049.60元</w:t>
+        <w:t xml:space="preserve"> 16005.37元</w:t>
       </w:r>
     </w:p>
     <w:p>
@@ -6451,7 +6891,7 @@
         <w:t>物业费:</w:t>
       </w:r>
       <w:r>
-        <w:t xml:space="preserve"> 1304.96元/月</w:t>
+        <w:t xml:space="preserve"> 1920.64元/月</w:t>
       </w:r>
     </w:p>
     <w:p>
@@ -6462,7 +6902,7 @@
         <w:t>递增条款:</w:t>
       </w:r>
       <w:r>
-        <w:t xml:space="preserve"> 每年递增3%</w:t>
+        <w:t xml:space="preserve"> 每年递增5%</w:t>
       </w:r>
     </w:p>
     <w:p>
@@ -6473,7 +6913,7 @@
         <w:t>闭店条件:</w:t>
       </w:r>
       <w:r>
-        <w:t xml:space="preserve"> 提前90天书面通知,支付15763.92元违约金</w:t>
+        <w:t xml:space="preserve"> 提前90天书面通知,支付48728.52元违约金</w:t>
       </w:r>
     </w:p>
     <w:p>
@@ -6544,6 +6984,17 @@
         <w:rPr>
           <w:b/>
         </w:rPr>
+        <w:t>城市:</w:t>
+      </w:r>
+      <w:r>
+        <w:t xml:space="preserve"> 北京</w:t>
+      </w:r>
+    </w:p>
+    <w:p>
+      <w:r>
+        <w:rPr>
+          <w:b/>
+        </w:rPr>
         <w:t>租约ID:</w:t>
       </w:r>
       <w:r>
@@ -6569,7 +7020,7 @@
         <w:t>租期开始:</w:t>
       </w:r>
       <w:r>
-        <w:t xml:space="preserve"> 2024-02-02</w:t>
+        <w:t xml:space="preserve"> 2022-06-26</w:t>
       </w:r>
     </w:p>
     <w:p>
@@ -6580,7 +7031,7 @@
         <w:t>租期结束:</w:t>
       </w:r>
       <w:r>
-        <w:t xml:space="preserve"> 2029-01-31</w:t>
+        <w:t xml:space="preserve"> 2028-11-27</w:t>
       </w:r>
     </w:p>
     <w:p>
@@ -6591,7 +7042,7 @@
         <w:t>免租期:</w:t>
       </w:r>
       <w:r>
-        <w:t xml:space="preserve"> 76天</w:t>
+        <w:t xml:space="preserve"> 48天</w:t>
       </w:r>
     </w:p>
     <w:p>
@@ -6602,7 +7053,7 @@
         <w:t>月租金:</w:t>
       </w:r>
       <w:r>
-        <w:t xml:space="preserve"> 55012.65元</w:t>
+        <w:t xml:space="preserve"> 23043.46元</w:t>
       </w:r>
     </w:p>
     <w:p>
@@ -6613,7 +7064,7 @@
         <w:t>物业费:</w:t>
       </w:r>
       <w:r>
-        <w:t xml:space="preserve"> 5501.26元/月</w:t>
+        <w:t xml:space="preserve"> 2765.22元/月</w:t>
       </w:r>
     </w:p>
     <w:p>
@@ -6624,7 +7075,7 @@
         <w:t>递增条款:</w:t>
       </w:r>
       <w:r>
-        <w:t xml:space="preserve"> 每年递增5%</w:t>
+        <w:t xml:space="preserve"> 每年递增3%</w:t>
       </w:r>
     </w:p>
     <w:p>
@@ -6635,7 +7086,7 @@
         <w:t>闭店条件:</w:t>
       </w:r>
       <w:r>
-        <w:t xml:space="preserve"> 提前90天书面通知,支付136112.75元违约金</w:t>
+        <w:t xml:space="preserve"> 提前90天书面通知,支付113556.80元违约金</w:t>
       </w:r>
     </w:p>
     <w:p>
@@ -6706,6 +7157,17 @@
         <w:rPr>
           <w:b/>
         </w:rPr>
+        <w:t>城市:</w:t>
+      </w:r>
+      <w:r>
+        <w:t xml:space="preserve"> 青岛</w:t>
+      </w:r>
+    </w:p>
+    <w:p>
+      <w:r>
+        <w:rPr>
+          <w:b/>
+        </w:rPr>
         <w:t>租约ID:</w:t>
       </w:r>
       <w:r>
@@ -6731,7 +7193,7 @@
         <w:t>租期开始:</w:t>
       </w:r>
       <w:r>
-        <w:t xml:space="preserve"> 2023-09-21</w:t>
+        <w:t xml:space="preserve"> 2020-01-30</w:t>
       </w:r>
     </w:p>
     <w:p>
@@ -6742,7 +7204,7 @@
         <w:t>租期结束:</w:t>
       </w:r>
       <w:r>
-        <w:t xml:space="preserve"> 2029-09-19</w:t>
+        <w:t xml:space="preserve"> 2030-10-16</w:t>
       </w:r>
     </w:p>
     <w:p>
@@ -6753,7 +7215,7 @@
         <w:t>免租期:</w:t>
       </w:r>
       <w:r>
-        <w:t xml:space="preserve"> 18天</w:t>
+        <w:t xml:space="preserve"> 76天</w:t>
       </w:r>
     </w:p>
     <w:p>
@@ -6764,7 +7226,7 @@
         <w:t>月租金:</w:t>
       </w:r>
       <w:r>
-        <w:t xml:space="preserve"> 26917.73元</w:t>
+        <w:t xml:space="preserve"> 45538.42元</w:t>
       </w:r>
     </w:p>
     <w:p>
@@ -6775,7 +7237,7 @@
         <w:t>物业费:</w:t>
       </w:r>
       <w:r>
-        <w:t xml:space="preserve"> 2691.77元/月</w:t>
+        <w:t xml:space="preserve"> 5464.61元/月</w:t>
       </w:r>
     </w:p>
     <w:p>
@@ -6786,7 +7248,7 @@
         <w:t>递增条款:</w:t>
       </w:r>
       <w:r>
-        <w:t xml:space="preserve"> 每年递增5%</w:t>
+        <w:t xml:space="preserve"> 每两年递增8%</w:t>
       </w:r>
     </w:p>
     <w:p>
@@ -6797,7 +7259,7 @@
         <w:t>闭店条件:</w:t>
       </w:r>
       <w:r>
-        <w:t xml:space="preserve"> 提前90天书面通知,支付60579.49元违约金</w:t>
+        <w:t xml:space="preserve"> 提前90天书面通知,支付219404.95元违约金</w:t>
       </w:r>
     </w:p>
     <w:p>
